--- a/docs/2027_13_S2_3_vizsgaremek_Algoritmus.docx
+++ b/docs/2027_13_S2_3_vizsgaremek_Algoritmus.docx
@@ -131,8 +131,7 @@
         <w:pStyle w:val="OkligonHeading1"/>
       </w:pPr>
       <w:r>
-        <w:lastRenderedPageBreak/>
-        <w:t>1. Bejelentkezés (Login)</w:t>
+        <w:t xml:space="preserve">1. Regisztráció (Register)</w:t>
       </w:r>
     </w:p>
     <w:p>
@@ -147,7 +146,7 @@
         <w:t xml:space="preserve">Cél: </w:t>
       </w:r>
       <w:r>
-        <w:t>A felhasználó azonosítása és a munkaterülethez való biztonságos hozzáférés biztosítása.</w:t>
+        <w:t xml:space="preserve">Új felhasználói fiók létrehozása az Okligon rendszerben.</w:t>
       </w:r>
     </w:p>
     <w:p>
@@ -156,52 +155,72 @@
         <w:spacing w:after="40"/>
       </w:pPr>
       <w:r>
-        <w:t>UI Interakció:</w:t>
-      </w:r>
-    </w:p>
-    <w:p>
-      <w:pPr>
-        <w:pStyle w:val="Szmozottlista2"/>
-        <w:spacing w:after="40"/>
-      </w:pPr>
-      <w:r>
-        <w:t>A felhasználó a bejelentkezési oldalon megadja az e-mail-címét és a jelszavát.</w:t>
-      </w:r>
-    </w:p>
-    <w:p>
-      <w:pPr>
-        <w:pStyle w:val="Szmozottlista2"/>
-        <w:spacing w:after="40"/>
-      </w:pPr>
-      <w:r>
-        <w:t>A Bejelentkezés gombra kattintva a kliens elküldi az adatokat a backendnek.</w:t>
-      </w:r>
-    </w:p>
-    <w:p>
-      <w:pPr>
-        <w:pStyle w:val="Szmozottlista2"/>
-        <w:spacing w:after="40"/>
-      </w:pPr>
-      <w:r>
-        <w:t>Hibás vagy hiányzó adatok esetén a felhasználó hibaüzenetet kap.</w:t>
-      </w:r>
-    </w:p>
-    <w:p>
-      <w:pPr>
-        <w:pStyle w:val="Szmozottlista2"/>
-        <w:spacing w:after="40"/>
-      </w:pPr>
-      <w:r>
-        <w:t>Sikeres azonosítás után a rendszer létrehozza a munkamenethez szükséges JWT tokent.</w:t>
-      </w:r>
-    </w:p>
-    <w:p>
-      <w:pPr>
-        <w:pStyle w:val="Szmozottlista2"/>
-        <w:spacing w:after="40"/>
-      </w:pPr>
-      <w:r>
-        <w:t>A felhasználó átkerül a kezdőoldalra / munkaterületre.</w:t>
+        <w:t xml:space="preserve">UI Interakció:</w:t>
+      </w:r>
+    </w:p>
+    <w:p>
+      <w:pPr>
+        <w:pStyle w:val="Szmozottlista2"/>
+        <w:numPr>
+          <w:ilvl w:val="0"/>
+          <w:numId w:val="20"/>
+        </w:numPr>
+        <w:spacing w:after="40"/>
+      </w:pPr>
+      <w:r>
+        <w:t xml:space="preserve">A felhasználó megadja a nevét, e-mail-címét és jelszavát.</w:t>
+      </w:r>
+    </w:p>
+    <w:p>
+      <w:pPr>
+        <w:pStyle w:val="Szmozottlista2"/>
+        <w:numPr>
+          <w:ilvl w:val="0"/>
+          <w:numId w:val="20"/>
+        </w:numPr>
+        <w:spacing w:after="40"/>
+      </w:pPr>
+      <w:r>
+        <w:t xml:space="preserve">A Regisztráció gomb elküldi az adatokat a backendnek.</w:t>
+      </w:r>
+    </w:p>
+    <w:p>
+      <w:pPr>
+        <w:pStyle w:val="Szmozottlista2"/>
+        <w:numPr>
+          <w:ilvl w:val="0"/>
+          <w:numId w:val="20"/>
+        </w:numPr>
+        <w:spacing w:after="40"/>
+      </w:pPr>
+      <w:r>
+        <w:t xml:space="preserve">Hiányzó vagy hibás adatok esetén a megfelelő mező mellett hibaüzenet jelenik meg.</w:t>
+      </w:r>
+    </w:p>
+    <w:p>
+      <w:pPr>
+        <w:pStyle w:val="Szmozottlista2"/>
+        <w:numPr>
+          <w:ilvl w:val="0"/>
+          <w:numId w:val="20"/>
+        </w:numPr>
+        <w:spacing w:after="40"/>
+      </w:pPr>
+      <w:r>
+        <w:t xml:space="preserve">Sikeres regisztráció után megjelenik a sikeres létrehozást jelző üzenet.</w:t>
+      </w:r>
+    </w:p>
+    <w:p>
+      <w:pPr>
+        <w:pStyle w:val="Szmozottlista2"/>
+        <w:numPr>
+          <w:ilvl w:val="0"/>
+          <w:numId w:val="20"/>
+        </w:numPr>
+        <w:spacing w:after="40"/>
+      </w:pPr>
+      <w:r>
+        <w:t xml:space="preserve">A felhasználó továbbléphet a bejelentkezési oldalra.</w:t>
       </w:r>
     </w:p>
     <w:p>
@@ -215,7 +234,7 @@
         <w:t xml:space="preserve">Bemenet: </w:t>
       </w:r>
       <w:r>
-        <w:t>email, password</w:t>
+        <w:t xml:space="preserve">name, email, password</w:t>
       </w:r>
     </w:p>
     <w:p>
@@ -229,7 +248,7 @@
         <w:t xml:space="preserve">Kimenet: </w:t>
       </w:r>
       <w:r>
-        <w:t>access_token, token_type, felhasználói adatok</w:t>
+        <w:t xml:space="preserve">létrehozott user objektum (id, name, email), message</w:t>
       </w:r>
     </w:p>
     <w:p>
@@ -243,7 +262,7 @@
         <w:t xml:space="preserve">UI kimenet: </w:t>
       </w:r>
       <w:r>
-        <w:t>hibaüzenet vagy a kezdőoldal / munkaterület megjelenítése</w:t>
+        <w:t xml:space="preserve">sikeres regisztráció vagy validációs hiba</w:t>
       </w:r>
     </w:p>
     <w:p>
@@ -252,70 +271,98 @@
         <w:spacing w:after="40"/>
       </w:pPr>
       <w:r>
-        <w:t>Eljárás:</w:t>
-      </w:r>
-    </w:p>
-    <w:p>
-      <w:pPr>
-        <w:pStyle w:val="Szmozottlista2"/>
-        <w:spacing w:after="40"/>
-      </w:pPr>
-      <w:r>
-        <w:t>A rendszer ellenőrzi, hogy az e-mail és a jelszó mező ki van-e töltve.</w:t>
-      </w:r>
-    </w:p>
-    <w:p>
-      <w:pPr>
-        <w:pStyle w:val="Szmozottlista2"/>
-        <w:spacing w:after="40"/>
-      </w:pPr>
-      <w:r>
-        <w:t>Megkeresi az e-mail-címhez tartozó felhasználót az adatbázisban.</w:t>
-      </w:r>
-    </w:p>
-    <w:p>
-      <w:pPr>
-        <w:pStyle w:val="Szmozottlista2"/>
-        <w:spacing w:after="40"/>
-      </w:pPr>
-      <w:r>
-        <w:t>Ha nincs ilyen felhasználó, hibás hitelesítési választ ad.</w:t>
-      </w:r>
-    </w:p>
-    <w:p>
-      <w:pPr>
-        <w:pStyle w:val="Szmozottlista2"/>
-        <w:spacing w:after="40"/>
-      </w:pPr>
-      <w:r>
-        <w:t>Ellenőrzi a megadott jelszót a tárolt BCrypt hash alapján.</w:t>
-      </w:r>
-    </w:p>
-    <w:p>
-      <w:pPr>
-        <w:pStyle w:val="Szmozottlista2"/>
-        <w:spacing w:after="40"/>
-      </w:pPr>
-      <w:r>
-        <w:t>Helyes jelszó esetén létrehozza a JWT tokent.</w:t>
-      </w:r>
-    </w:p>
-    <w:p>
-      <w:pPr>
-        <w:pStyle w:val="Szmozottlista2"/>
-        <w:spacing w:after="40"/>
-      </w:pPr>
-      <w:r>
-        <w:t>A token tartalmazza a felhasználó azonosításához és jogosultság-ellenőrzéséhez szükséges adatokat.</w:t>
-      </w:r>
-    </w:p>
-    <w:p>
-      <w:pPr>
-        <w:pStyle w:val="Szmozottlista2"/>
-        <w:spacing w:after="40"/>
-      </w:pPr>
-      <w:r>
-        <w:t>A backend visszaadja a hitelesítési adatokat, a kliens pedig ezeket a további API-kérésekhez használja.</w:t>
+        <w:t xml:space="preserve">Eljárás:</w:t>
+      </w:r>
+    </w:p>
+    <w:p>
+      <w:pPr>
+        <w:pStyle w:val="Szmozottlista2"/>
+        <w:numPr>
+          <w:ilvl w:val="0"/>
+          <w:numId w:val="21"/>
+        </w:numPr>
+        <w:spacing w:after="40"/>
+      </w:pPr>
+      <w:r>
+        <w:t xml:space="preserve">Ellenőrzi a kötelező mezők meglétét és érvényességét (név, e-mail formátum, jelszó erőssége).</w:t>
+      </w:r>
+    </w:p>
+    <w:p>
+      <w:pPr>
+        <w:pStyle w:val="Szmozottlista2"/>
+        <w:numPr>
+          <w:ilvl w:val="0"/>
+          <w:numId w:val="21"/>
+        </w:numPr>
+        <w:spacing w:after="40"/>
+      </w:pPr>
+      <w:r>
+        <w:t xml:space="preserve">Ellenőrzi, hogy az e-mail-cím nincs-e már használatban az app_user táblában.</w:t>
+      </w:r>
+    </w:p>
+    <w:p>
+      <w:pPr>
+        <w:pStyle w:val="Szmozottlista2"/>
+        <w:numPr>
+          <w:ilvl w:val="0"/>
+          <w:numId w:val="21"/>
+        </w:numPr>
+        <w:spacing w:after="40"/>
+      </w:pPr>
+      <w:r>
+        <w:t xml:space="preserve">Ha az adatok nem megfelelőek, a rendszer hibaüzenetet küld.</w:t>
+      </w:r>
+    </w:p>
+    <w:p>
+      <w:pPr>
+        <w:pStyle w:val="Szmozottlista2"/>
+        <w:numPr>
+          <w:ilvl w:val="0"/>
+          <w:numId w:val="21"/>
+        </w:numPr>
+        <w:spacing w:after="40"/>
+      </w:pPr>
+      <w:r>
+        <w:t xml:space="preserve">A jelszót BCrypt segítségével hash-eli.</w:t>
+      </w:r>
+    </w:p>
+    <w:p>
+      <w:pPr>
+        <w:pStyle w:val="Szmozottlista2"/>
+        <w:numPr>
+          <w:ilvl w:val="0"/>
+          <w:numId w:val="21"/>
+        </w:numPr>
+        <w:spacing w:after="40"/>
+      </w:pPr>
+      <w:r>
+        <w:t xml:space="preserve">UUID azonosítóval létrehozza az új app_user rekordot; a global_role értéke 1 (User), a 2FA kikapcsolt állapotú. A globális szerepkör kliensoldalról nem állítható.</w:t>
+      </w:r>
+    </w:p>
+    <w:p>
+      <w:pPr>
+        <w:pStyle w:val="Szmozottlista2"/>
+        <w:numPr>
+          <w:ilvl w:val="0"/>
+          <w:numId w:val="21"/>
+        </w:numPr>
+        <w:spacing w:after="40"/>
+      </w:pPr>
+      <w:r>
+        <w:t xml:space="preserve">A létrehozás után visszaadja a felhasználó alapadatait és a művelet eredményét.</w:t>
+      </w:r>
+    </w:p>
+    <w:p>
+      <w:pPr>
+        <w:pStyle w:val="Szmozottlista2"/>
+        <w:numPr>
+          <w:ilvl w:val="0"/>
+          <w:numId w:val="21"/>
+        </w:numPr>
+        <w:spacing w:after="40"/>
+      </w:pPr>
+      <w:r>
+        <w:t xml:space="preserve">Ha a felhasználó e-mail-címére már vár meghívó (app_invitation), azt a bejelentkezés után a rendszer felajánlja.</w:t>
       </w:r>
     </w:p>
     <w:p>
@@ -323,7 +370,7 @@
         <w:pStyle w:val="OkligonHeading1"/>
       </w:pPr>
       <w:r>
-        <w:t>2. Regisztráció (Register)</w:t>
+        <w:t xml:space="preserve">2. Bejelentkezés és kétfaktoros hitelesítés (Login &amp; 2FA)</w:t>
       </w:r>
     </w:p>
     <w:p>
@@ -338,7 +385,7 @@
         <w:t xml:space="preserve">Cél: </w:t>
       </w:r>
       <w:r>
-        <w:t>Új felhasználói fiók létrehozása az Okligon rendszerben.</w:t>
+        <w:t xml:space="preserve">A felhasználó biztonságos azonosítása, a munkamenet létrehozása és szükség esetén a második hitelesítési lépés ellenőrzése.</w:t>
       </w:r>
     </w:p>
     <w:p>
@@ -347,52 +394,72 @@
         <w:spacing w:after="40"/>
       </w:pPr>
       <w:r>
-        <w:t>UI Interakció:</w:t>
-      </w:r>
-    </w:p>
-    <w:p>
-      <w:pPr>
-        <w:pStyle w:val="Szmozottlista2"/>
-        <w:spacing w:after="40"/>
-      </w:pPr>
-      <w:r>
-        <w:t>A felhasználó megadja a szükséges adatokat, például a nevét, e-mail-címét és jelszavát.</w:t>
-      </w:r>
-    </w:p>
-    <w:p>
-      <w:pPr>
-        <w:pStyle w:val="Szmozottlista2"/>
-        <w:spacing w:after="40"/>
-      </w:pPr>
-      <w:r>
-        <w:t>A Regisztráció gomb elküldi az adatokat a backendnek.</w:t>
-      </w:r>
-    </w:p>
-    <w:p>
-      <w:pPr>
-        <w:pStyle w:val="Szmozottlista2"/>
-        <w:spacing w:after="40"/>
-      </w:pPr>
-      <w:r>
-        <w:t>Hiányzó vagy hibás adatok esetén a megfelelő mező mellett hibaüzenet jelenik meg.</w:t>
-      </w:r>
-    </w:p>
-    <w:p>
-      <w:pPr>
-        <w:pStyle w:val="Szmozottlista2"/>
-        <w:spacing w:after="40"/>
-      </w:pPr>
-      <w:r>
-        <w:t>Sikeres regisztráció után megjelenik a sikeres létrehozást jelző üzenet.</w:t>
-      </w:r>
-    </w:p>
-    <w:p>
-      <w:pPr>
-        <w:pStyle w:val="Szmozottlista2"/>
-        <w:spacing w:after="40"/>
-      </w:pPr>
-      <w:r>
-        <w:t>A felhasználó továbbléphet a bejelentkezési oldalra.</w:t>
+        <w:t xml:space="preserve">UI Interakció:</w:t>
+      </w:r>
+    </w:p>
+    <w:p>
+      <w:pPr>
+        <w:pStyle w:val="Szmozottlista2"/>
+        <w:numPr>
+          <w:ilvl w:val="0"/>
+          <w:numId w:val="22"/>
+        </w:numPr>
+        <w:spacing w:after="40"/>
+      </w:pPr>
+      <w:r>
+        <w:t xml:space="preserve">A felhasználó a bejelentkezési oldalon megadja az e-mail-címét és a jelszavát.</w:t>
+      </w:r>
+    </w:p>
+    <w:p>
+      <w:pPr>
+        <w:pStyle w:val="Szmozottlista2"/>
+        <w:numPr>
+          <w:ilvl w:val="0"/>
+          <w:numId w:val="22"/>
+        </w:numPr>
+        <w:spacing w:after="40"/>
+      </w:pPr>
+      <w:r>
+        <w:t xml:space="preserve">A Bejelentkezés gombra kattintva a kliens elküldi az adatokat a backendnek.</w:t>
+      </w:r>
+    </w:p>
+    <w:p>
+      <w:pPr>
+        <w:pStyle w:val="Szmozottlista2"/>
+        <w:numPr>
+          <w:ilvl w:val="0"/>
+          <w:numId w:val="22"/>
+        </w:numPr>
+        <w:spacing w:after="40"/>
+      </w:pPr>
+      <w:r>
+        <w:t xml:space="preserve">Hibás vagy hiányzó adatok esetén a felhasználó hibaüzenetet kap.</w:t>
+      </w:r>
+    </w:p>
+    <w:p>
+      <w:pPr>
+        <w:pStyle w:val="Szmozottlista2"/>
+        <w:numPr>
+          <w:ilvl w:val="0"/>
+          <w:numId w:val="22"/>
+        </w:numPr>
+        <w:spacing w:after="40"/>
+      </w:pPr>
+      <w:r>
+        <w:t xml:space="preserve">Bekapcsolt 2FA esetén megjelenik a kódbeviteli mező (Authenticator-kód, e-mailben kapott kód vagy helyreállító kód).</w:t>
+      </w:r>
+    </w:p>
+    <w:p>
+      <w:pPr>
+        <w:pStyle w:val="Szmozottlista2"/>
+        <w:numPr>
+          <w:ilvl w:val="0"/>
+          <w:numId w:val="22"/>
+        </w:numPr>
+        <w:spacing w:after="40"/>
+      </w:pPr>
+      <w:r>
+        <w:t xml:space="preserve">Sikeres azonosítás után a felhasználó átkerül a kezdőoldalra / munkaterületre.</w:t>
       </w:r>
     </w:p>
     <w:p>
@@ -406,7 +473,7 @@
         <w:t xml:space="preserve">Bemenet: </w:t>
       </w:r>
       <w:r>
-        <w:t>name, email, password, role</w:t>
+        <w:t xml:space="preserve">email, password; 2FA esetén: code vagy recovery_code</w:t>
       </w:r>
     </w:p>
     <w:p>
@@ -420,7 +487,7 @@
         <w:t xml:space="preserve">Kimenet: </w:t>
       </w:r>
       <w:r>
-        <w:t>létrehozott user objektum, message</w:t>
+        <w:t xml:space="preserve">access_token, refresh_token, token_type, felhasználói adatok (vagy 2FA kihívás)</w:t>
       </w:r>
     </w:p>
     <w:p>
@@ -434,7 +501,7 @@
         <w:t xml:space="preserve">UI kimenet: </w:t>
       </w:r>
       <w:r>
-        <w:t>sikeres regisztráció vagy validációs hiba</w:t>
+        <w:t xml:space="preserve">hibaüzenet, 2FA kódbekérés vagy a kezdőoldal / munkaterület megjelenítése</w:t>
       </w:r>
     </w:p>
     <w:p>
@@ -443,61 +510,124 @@
         <w:spacing w:after="40"/>
       </w:pPr>
       <w:r>
-        <w:t>Eljárás:</w:t>
-      </w:r>
-    </w:p>
-    <w:p>
-      <w:pPr>
-        <w:pStyle w:val="Szmozottlista2"/>
-        <w:spacing w:after="40"/>
-      </w:pPr>
-      <w:r>
-        <w:t>Ellenőrzi a kötelező mezők meglétét és érvényességét.</w:t>
-      </w:r>
-    </w:p>
-    <w:p>
-      <w:pPr>
-        <w:pStyle w:val="Szmozottlista2"/>
-        <w:spacing w:after="40"/>
-      </w:pPr>
-      <w:r>
-        <w:t>Ellenőrzi, hogy az e-mail-cím nincs-e már használatban.</w:t>
-      </w:r>
-    </w:p>
-    <w:p>
-      <w:pPr>
-        <w:pStyle w:val="Szmozottlista2"/>
-        <w:spacing w:after="40"/>
-      </w:pPr>
-      <w:r>
-        <w:t>Ha az adatok nem megfelelőek, a rendszer hibaüzenetet küld.</w:t>
-      </w:r>
-    </w:p>
-    <w:p>
-      <w:pPr>
-        <w:pStyle w:val="Szmozottlista2"/>
-        <w:spacing w:after="40"/>
-      </w:pPr>
-      <w:r>
-        <w:t>A jelszót BCrypt segítségével hash-eli.</w:t>
-      </w:r>
-    </w:p>
-    <w:p>
-      <w:pPr>
-        <w:pStyle w:val="Szmozottlista2"/>
-        <w:spacing w:after="40"/>
-      </w:pPr>
-      <w:r>
-        <w:t>Létrehozza az új felhasználói rekordot az adatbázisban.</w:t>
-      </w:r>
-    </w:p>
-    <w:p>
-      <w:pPr>
-        <w:pStyle w:val="Szmozottlista2"/>
-        <w:spacing w:after="40"/>
-      </w:pPr>
-      <w:r>
-        <w:t>A létrehozás után visszaadja a felhasználó alapadatait és a művelet eredményét.</w:t>
+        <w:t xml:space="preserve">Eljárás:</w:t>
+      </w:r>
+    </w:p>
+    <w:p>
+      <w:pPr>
+        <w:pStyle w:val="Szmozottlista2"/>
+        <w:numPr>
+          <w:ilvl w:val="0"/>
+          <w:numId w:val="23"/>
+        </w:numPr>
+        <w:spacing w:after="40"/>
+      </w:pPr>
+      <w:r>
+        <w:t xml:space="preserve">A rendszer ellenőrzi, hogy az e-mail és a jelszó mező ki van-e töltve.</w:t>
+      </w:r>
+    </w:p>
+    <w:p>
+      <w:pPr>
+        <w:pStyle w:val="Szmozottlista2"/>
+        <w:numPr>
+          <w:ilvl w:val="0"/>
+          <w:numId w:val="23"/>
+        </w:numPr>
+        <w:spacing w:after="40"/>
+      </w:pPr>
+      <w:r>
+        <w:t xml:space="preserve">Megkeresi az e-mail-címhez tartozó aktív felhasználót (deleted_at IS NULL).</w:t>
+      </w:r>
+    </w:p>
+    <w:p>
+      <w:pPr>
+        <w:pStyle w:val="Szmozottlista2"/>
+        <w:numPr>
+          <w:ilvl w:val="0"/>
+          <w:numId w:val="23"/>
+        </w:numPr>
+        <w:spacing w:after="40"/>
+      </w:pPr>
+      <w:r>
+        <w:t xml:space="preserve">Ha nincs ilyen felhasználó vagy a fiók törölt, általános hibás hitelesítési választ ad.</w:t>
+      </w:r>
+    </w:p>
+    <w:p>
+      <w:pPr>
+        <w:pStyle w:val="Szmozottlista2"/>
+        <w:numPr>
+          <w:ilvl w:val="0"/>
+          <w:numId w:val="23"/>
+        </w:numPr>
+        <w:spacing w:after="40"/>
+      </w:pPr>
+      <w:r>
+        <w:t xml:space="preserve">Ellenőrzi a megadott jelszót a tárolt BCrypt hash alapján.</w:t>
+      </w:r>
+    </w:p>
+    <w:p>
+      <w:pPr>
+        <w:pStyle w:val="Szmozottlista2"/>
+        <w:numPr>
+          <w:ilvl w:val="0"/>
+          <w:numId w:val="23"/>
+        </w:numPr>
+        <w:spacing w:after="40"/>
+      </w:pPr>
+      <w:r>
+        <w:t xml:space="preserve">Ha az is_2fa_enabled igaz, a rendszer nem ad ki tokent: ideiglenes kihívás-tokent ad vissza. E-mailes 2FA (two_factor_type = 2) esetén kódot generál, a hash-ét a user_2fa_code táblába menti lejárati idővel; Authenticator típusnál (two_factor_type = 1) a TOTP-kódot a two_factor_secret alapján ellenőrzi.</w:t>
+      </w:r>
+    </w:p>
+    <w:p>
+      <w:pPr>
+        <w:pStyle w:val="Szmozottlista2"/>
+        <w:numPr>
+          <w:ilvl w:val="0"/>
+          <w:numId w:val="23"/>
+        </w:numPr>
+        <w:spacing w:after="40"/>
+      </w:pPr>
+      <w:r>
+        <w:t xml:space="preserve">A kód ellenőrzésekor figyeli a lejáratot, az is_used jelzőt és a failed_attempts / max_attempts értékeket; túllépés esetén a kód érvénytelen. Helyreállító kóddal is beléphet a felhasználó, amely egyszer használható.</w:t>
+      </w:r>
+    </w:p>
+    <w:p>
+      <w:pPr>
+        <w:pStyle w:val="Szmozottlista2"/>
+        <w:numPr>
+          <w:ilvl w:val="0"/>
+          <w:numId w:val="23"/>
+        </w:numPr>
+        <w:spacing w:after="40"/>
+      </w:pPr>
+      <w:r>
+        <w:t xml:space="preserve">Sikeres azonosítás után létrehozza a JWT access tokent (jti claim, felhasználó- és jogosultság-azonosítók) és a refresh tokent.</w:t>
+      </w:r>
+    </w:p>
+    <w:p>
+      <w:pPr>
+        <w:pStyle w:val="Szmozottlista2"/>
+        <w:numPr>
+          <w:ilvl w:val="0"/>
+          <w:numId w:val="23"/>
+        </w:numPr>
+        <w:spacing w:after="40"/>
+      </w:pPr>
+      <w:r>
+        <w:t xml:space="preserve">A refresh token hash-ét a user_session táblába menti (device_id, device_info, ip_address, expires_at).</w:t>
+      </w:r>
+    </w:p>
+    <w:p>
+      <w:pPr>
+        <w:pStyle w:val="Szmozottlista2"/>
+        <w:numPr>
+          <w:ilvl w:val="0"/>
+          <w:numId w:val="23"/>
+        </w:numPr>
+        <w:spacing w:after="40"/>
+      </w:pPr>
+      <w:r>
+        <w:t xml:space="preserve">A backend visszaadja a hitelesítési adatokat, a kliens pedig ezeket a további API-kérésekhez használja.</w:t>
       </w:r>
     </w:p>
     <w:p>
@@ -505,7 +635,7 @@
         <w:pStyle w:val="OkligonHeading1"/>
       </w:pPr>
       <w:r>
-        <w:t>3. Munkaterület-, projekt- és feladatkezelés</w:t>
+        <w:t xml:space="preserve">3. Munkamenet-kezelés, token-frissítés és kijelentkezés</w:t>
       </w:r>
     </w:p>
     <w:p>
@@ -520,7 +650,7 @@
         <w:t xml:space="preserve">Cél: </w:t>
       </w:r>
       <w:r>
-        <w:t>A munkaterületek, projektek és feladatok hierarchikus kezelése, valamint a feladatok állapotának követése.</w:t>
+        <w:t xml:space="preserve">A bejelentkezett állapot biztonságos fenntartása, a munkamenetek áttekintése és visszavonása.</w:t>
       </w:r>
     </w:p>
     <w:p>
@@ -529,155 +659,101 @@
         <w:spacing w:after="40"/>
       </w:pPr>
       <w:r>
-        <w:lastRenderedPageBreak/>
-        <w:t>UI Interakció:</w:t>
-      </w:r>
-    </w:p>
-    <w:p>
-      <w:pPr>
-        <w:pStyle w:val="Szmozottlista2"/>
-        <w:spacing w:after="40"/>
-      </w:pPr>
-      <w:r>
-        <w:t>A felhasználó kiválaszt egy munkaterületet.</w:t>
-      </w:r>
-    </w:p>
-    <w:p>
-      <w:pPr>
-        <w:pStyle w:val="Szmozottlista2"/>
-        <w:spacing w:after="40"/>
-        <w:rPr>
-          <w:lang w:val="pl-PL"/>
-        </w:rPr>
-      </w:pPr>
-      <w:r>
-        <w:rPr>
-          <w:lang w:val="pl-PL"/>
-        </w:rPr>
-        <w:t xml:space="preserve">A munkaterületen belül megjelennek a hozzá tartozó projektek.</w:t>
-      </w:r>
-    </w:p>
-    <w:p>
-      <w:pPr>
-        <w:pStyle w:val="Szmozottlista2"/>
-        <w:spacing w:after="40"/>
-        <w:rPr>
-          <w:lang w:val="pl-PL"/>
-        </w:rPr>
-      </w:pPr>
-      <w:r>
-        <w:rPr>
-          <w:lang w:val="pl-PL"/>
-        </w:rPr>
-        <w:t xml:space="preserve">A felhasználó projektet hozhat létre, módosíthat vagy a jogosultságai szerint kezelhet.</w:t>
-      </w:r>
-    </w:p>
-    <w:p>
-      <w:pPr>
-        <w:pStyle w:val="Szmozottlista2"/>
-        <w:spacing w:after="40"/>
-        <w:rPr>
-          <w:lang w:val="pl-PL"/>
-        </w:rPr>
-      </w:pPr>
-      <w:r>
-        <w:rPr>
-          <w:lang w:val="pl-PL"/>
-        </w:rPr>
-        <w:t xml:space="preserve">A projekten belül új feladat hozható létre és meglévő feladat módosítható.</w:t>
-      </w:r>
-    </w:p>
-    <w:p>
-      <w:pPr>
-        <w:pStyle w:val="Szmozottlista2"/>
-        <w:spacing w:after="40"/>
-        <w:rPr>
-          <w:lang w:val="pl-PL"/>
-        </w:rPr>
-      </w:pPr>
-      <w:r>
-        <w:rPr>
-          <w:lang w:val="pl-PL"/>
-        </w:rPr>
-        <w:t xml:space="preserve">A feladat állapota az „Tervezés alatt”, „Folyamatban” vagy „Elkészült” értékek valamelyikére állítható.</w:t>
-      </w:r>
-    </w:p>
-    <w:p>
-      <w:pPr>
-        <w:pStyle w:val="Szmozottlista2"/>
-        <w:spacing w:after="40"/>
-        <w:rPr>
-          <w:lang w:val="pl-PL"/>
-        </w:rPr>
-      </w:pPr>
-      <w:r>
-        <w:rPr>
-          <w:lang w:val="pl-PL"/>
-        </w:rPr>
-        <w:t xml:space="preserve">A feladatokhoz kapcsolódó határidők a naptárban is megjelenhetnek.</w:t>
-      </w:r>
-    </w:p>
-    <w:p>
-      <w:pPr>
-        <w:spacing w:after="40"/>
-        <w:rPr>
-          <w:lang w:val="pl-PL"/>
-        </w:rPr>
+        <w:t xml:space="preserve">UI Interakció:</w:t>
+      </w:r>
+    </w:p>
+    <w:p>
+      <w:pPr>
+        <w:pStyle w:val="Szmozottlista2"/>
+        <w:numPr>
+          <w:ilvl w:val="0"/>
+          <w:numId w:val="24"/>
+        </w:numPr>
+        <w:spacing w:after="40"/>
+      </w:pPr>
+      <w:r>
+        <w:t xml:space="preserve">Az access token lejártakor a kliens a háttérben automatikusan új tokent kér.</w:t>
+      </w:r>
+    </w:p>
+    <w:p>
+      <w:pPr>
+        <w:pStyle w:val="Szmozottlista2"/>
+        <w:numPr>
+          <w:ilvl w:val="0"/>
+          <w:numId w:val="24"/>
+        </w:numPr>
+        <w:spacing w:after="40"/>
+      </w:pPr>
+      <w:r>
+        <w:t xml:space="preserve">A felhasználó a profilbeállításokban megtekintheti az aktív eszközeit és munkameneteit.</w:t>
+      </w:r>
+    </w:p>
+    <w:p>
+      <w:pPr>
+        <w:pStyle w:val="Szmozottlista2"/>
+        <w:numPr>
+          <w:ilvl w:val="0"/>
+          <w:numId w:val="24"/>
+        </w:numPr>
+        <w:spacing w:after="40"/>
+      </w:pPr>
+      <w:r>
+        <w:t xml:space="preserve">Egy munkamenetet vagy az összes másikat távolról bezárhatja.</w:t>
+      </w:r>
+    </w:p>
+    <w:p>
+      <w:pPr>
+        <w:pStyle w:val="Szmozottlista2"/>
+        <w:numPr>
+          <w:ilvl w:val="0"/>
+          <w:numId w:val="24"/>
+        </w:numPr>
+        <w:spacing w:after="40"/>
+      </w:pPr>
+      <w:r>
+        <w:t xml:space="preserve">A Kijelentkezés gomb megszünteti az aktuális munkamenetet.</w:t>
+      </w:r>
+    </w:p>
+    <w:p>
+      <w:pPr>
+        <w:spacing w:after="40"/>
       </w:pPr>
       <w:r>
         <w:rPr>
           <w:b/>
-          <w:lang w:val="pl-PL"/>
         </w:rPr>
         <w:t xml:space="preserve">Bemenet: </w:t>
       </w:r>
       <w:r>
-        <w:rPr>
-          <w:lang w:val="pl-PL"/>
-        </w:rPr>
-        <w:t xml:space="preserve">workspace/project/task adatok, feladatállapot, határidő és felhasználói azonosító</w:t>
-      </w:r>
-    </w:p>
-    <w:p>
-      <w:pPr>
-        <w:spacing w:after="40"/>
-        <w:rPr>
-          <w:lang w:val="pl-PL"/>
-        </w:rPr>
+        <w:t xml:space="preserve">refresh_token, sessionId, JWT access token</w:t>
+      </w:r>
+    </w:p>
+    <w:p>
+      <w:pPr>
+        <w:spacing w:after="40"/>
       </w:pPr>
       <w:r>
         <w:rPr>
           <w:b/>
-          <w:lang w:val="pl-PL"/>
         </w:rPr>
         <w:t xml:space="preserve">Kimenet: </w:t>
       </w:r>
       <w:r>
-        <w:rPr>
-          <w:lang w:val="pl-PL"/>
-        </w:rPr>
-        <w:t xml:space="preserve">létrehozott vagy módosított workspace, project vagy task objektum</w:t>
-      </w:r>
-    </w:p>
-    <w:p>
-      <w:pPr>
-        <w:spacing w:after="40"/>
-        <w:rPr>
-          <w:lang w:val="pl-PL"/>
-        </w:rPr>
+        <w:t xml:space="preserve">új access_token és refresh_token, munkamenetlista, műveleti státusz</w:t>
+      </w:r>
+    </w:p>
+    <w:p>
+      <w:pPr>
+        <w:spacing w:after="40"/>
       </w:pPr>
       <w:r>
         <w:rPr>
           <w:b/>
-          <w:lang w:val="pl-PL"/>
         </w:rPr>
         <w:t xml:space="preserve">UI kimenet: </w:t>
       </w:r>
       <w:r>
-        <w:rPr>
-          <w:lang w:val="pl-PL"/>
-        </w:rPr>
-        <w:t xml:space="preserve">frissített projekt- és feladatlista, illetve állapotjelzés</w:t>
+        <w:t xml:space="preserve">háttérben megújított munkamenet, eszközlista vagy a bejelentkezési oldal</w:t>
       </w:r>
     </w:p>
     <w:p>
@@ -686,61 +762,85 @@
         <w:spacing w:after="40"/>
       </w:pPr>
       <w:r>
-        <w:t>Eljárás:</w:t>
-      </w:r>
-    </w:p>
-    <w:p>
-      <w:pPr>
-        <w:pStyle w:val="Szmozottlista2"/>
-        <w:spacing w:after="40"/>
-      </w:pPr>
-      <w:r>
-        <w:t>A rendszer ellenőrzi, hogy a felhasználó rendelkezik-e a művelethez szükséges jogosultsággal.</w:t>
-      </w:r>
-    </w:p>
-    <w:p>
-      <w:pPr>
-        <w:pStyle w:val="Szmozottlista2"/>
-        <w:spacing w:after="40"/>
-      </w:pPr>
-      <w:r>
-        <w:t>Új elem létrehozásakor ellenőrzi a kötelező adatokat.</w:t>
-      </w:r>
-    </w:p>
-    <w:p>
-      <w:pPr>
-        <w:pStyle w:val="Szmozottlista2"/>
-        <w:spacing w:after="40"/>
-      </w:pPr>
-      <w:r>
-        <w:t>Az új munkaterületet, projektet vagy feladatot elmenti az adatbázisba.</w:t>
-      </w:r>
-    </w:p>
-    <w:p>
-      <w:pPr>
-        <w:pStyle w:val="Szmozottlista2"/>
-        <w:spacing w:after="40"/>
-      </w:pPr>
-      <w:r>
-        <w:t>Módosításkor a rendszer frissíti az érintett rekordot.</w:t>
-      </w:r>
-    </w:p>
-    <w:p>
-      <w:pPr>
-        <w:pStyle w:val="Szmozottlista2"/>
-        <w:spacing w:after="40"/>
-      </w:pPr>
-      <w:r>
-        <w:t>Feladatállapot-változáskor az új állapot kerül mentésre.</w:t>
-      </w:r>
-    </w:p>
-    <w:p>
-      <w:pPr>
-        <w:pStyle w:val="Szmozottlista2"/>
-        <w:spacing w:after="40"/>
-      </w:pPr>
-      <w:r>
-        <w:t>A kliens a sikeres művelet után frissíti a megjelenített adatokat.</w:t>
+        <w:t xml:space="preserve">Eljárás:</w:t>
+      </w:r>
+    </w:p>
+    <w:p>
+      <w:pPr>
+        <w:pStyle w:val="Szmozottlista2"/>
+        <w:numPr>
+          <w:ilvl w:val="0"/>
+          <w:numId w:val="25"/>
+        </w:numPr>
+        <w:spacing w:after="40"/>
+      </w:pPr>
+      <w:r>
+        <w:t xml:space="preserve">Token-frissítéskor a rendszer a refresh token hash-e alapján megkeresi a user_session rekordot.</w:t>
+      </w:r>
+    </w:p>
+    <w:p>
+      <w:pPr>
+        <w:pStyle w:val="Szmozottlista2"/>
+        <w:numPr>
+          <w:ilvl w:val="0"/>
+          <w:numId w:val="25"/>
+        </w:numPr>
+        <w:spacing w:after="40"/>
+      </w:pPr>
+      <w:r>
+        <w:t xml:space="preserve">Elutasítja a kérést, ha a munkamenet lejárt vagy is_revoked igaz. Már felhasznált (lecserélt) refresh token újrafelhasználása gyanús, ilyenkor a rendszer a teljes munkamenet-láncot visszavonhatja.</w:t>
+      </w:r>
+    </w:p>
+    <w:p>
+      <w:pPr>
+        <w:pStyle w:val="Szmozottlista2"/>
+        <w:numPr>
+          <w:ilvl w:val="0"/>
+          <w:numId w:val="25"/>
+        </w:numPr>
+        <w:spacing w:after="40"/>
+      </w:pPr>
+      <w:r>
+        <w:t xml:space="preserve">Refresh Token Rotation: új user_session jön létre új refresh tokennel, a régi rekord replaced_by_session_id mezője az újra mutat, és a régi érvénytelenné válik.</w:t>
+      </w:r>
+    </w:p>
+    <w:p>
+      <w:pPr>
+        <w:pStyle w:val="Szmozottlista2"/>
+        <w:numPr>
+          <w:ilvl w:val="0"/>
+          <w:numId w:val="25"/>
+        </w:numPr>
+        <w:spacing w:after="40"/>
+      </w:pPr>
+      <w:r>
+        <w:t xml:space="preserve">Kijelentkezéskor az access token jti-je a jwt_blacklisted_token táblába kerül a token lejáratáig, az aktuális munkamenet is_revoked jelzője igazra áll.</w:t>
+      </w:r>
+    </w:p>
+    <w:p>
+      <w:pPr>
+        <w:pStyle w:val="Szmozottlista2"/>
+        <w:numPr>
+          <w:ilvl w:val="0"/>
+          <w:numId w:val="25"/>
+        </w:numPr>
+        <w:spacing w:after="40"/>
+      </w:pPr>
+      <w:r>
+        <w:t xml:space="preserve">Munkamenet távoli bezárásakor a kiválasztott user_session rekord is_revoked értéke igazra áll; az érintett eszköz a következő frissítésnél kijelentkezik.</w:t>
+      </w:r>
+    </w:p>
+    <w:p>
+      <w:pPr>
+        <w:pStyle w:val="Szmozottlista2"/>
+        <w:numPr>
+          <w:ilvl w:val="0"/>
+          <w:numId w:val="25"/>
+        </w:numPr>
+        <w:spacing w:after="40"/>
+      </w:pPr>
+      <w:r>
+        <w:t xml:space="preserve">A lejárt feketelistás tokenek és munkamenetek időnként automatikusan törölhetők.</w:t>
       </w:r>
     </w:p>
     <w:p>
@@ -748,7 +848,7 @@
         <w:pStyle w:val="OkligonHeading1"/>
       </w:pPr>
       <w:r>
-        <w:t>4. Címkealapú tárhely- és fájlkezelés</w:t>
+        <w:t xml:space="preserve">4. Jelszó-visszaállítás és fiókbeállítások</w:t>
       </w:r>
     </w:p>
     <w:p>
@@ -763,7 +863,7 @@
         <w:t xml:space="preserve">Cél: </w:t>
       </w:r>
       <w:r>
-        <w:t>Fájlok biztonságos tárolása, megosztása és címkékkel történő rendszerezése RBAC jogosultságkezeléssel.</w:t>
+        <w:t xml:space="preserve">Elfelejtett jelszó biztonságos pótlása, a profil és a kétfaktoros hitelesítés kezelése.</w:t>
       </w:r>
     </w:p>
     <w:p>
@@ -772,52 +872,72 @@
         <w:spacing w:after="40"/>
       </w:pPr>
       <w:r>
-        <w:t>UI Interakció:</w:t>
-      </w:r>
-    </w:p>
-    <w:p>
-      <w:pPr>
-        <w:pStyle w:val="Szmozottlista2"/>
-        <w:spacing w:after="40"/>
-      </w:pPr>
-      <w:r>
-        <w:t>A felhasználó kiválasztja a feltölteni kívánt fájlt.</w:t>
-      </w:r>
-    </w:p>
-    <w:p>
-      <w:pPr>
-        <w:pStyle w:val="Szmozottlista2"/>
-        <w:spacing w:after="40"/>
-      </w:pPr>
-      <w:r>
-        <w:t>A fájlhoz címkék adhatók, amelyek segítik a későbbi keresést és rendszerezést.</w:t>
-      </w:r>
-    </w:p>
-    <w:p>
-      <w:pPr>
-        <w:pStyle w:val="Szmozottlista2"/>
-        <w:spacing w:after="40"/>
-      </w:pPr>
-      <w:r>
-        <w:t>A rendszer a felhasználó jogosultsága alapján engedélyezi vagy megtagadja a műveletet.</w:t>
-      </w:r>
-    </w:p>
-    <w:p>
-      <w:pPr>
-        <w:pStyle w:val="Szmozottlista2"/>
-        <w:spacing w:after="40"/>
-      </w:pPr>
-      <w:r>
-        <w:t>A tárolt fájlok listázhatók és a megfelelő jogosultsággal megoszthatók.</w:t>
-      </w:r>
-    </w:p>
-    <w:p>
-      <w:pPr>
-        <w:pStyle w:val="Szmozottlista2"/>
-        <w:spacing w:after="40"/>
-      </w:pPr>
-      <w:r>
-        <w:t>Törlés esetén a specifikációban meghatározott Soft-Delete folyamat alkalmazható.</w:t>
+        <w:t xml:space="preserve">UI Interakció:</w:t>
+      </w:r>
+    </w:p>
+    <w:p>
+      <w:pPr>
+        <w:pStyle w:val="Szmozottlista2"/>
+        <w:numPr>
+          <w:ilvl w:val="0"/>
+          <w:numId w:val="26"/>
+        </w:numPr>
+        <w:spacing w:after="40"/>
+      </w:pPr>
+      <w:r>
+        <w:t xml:space="preserve">A bejelentkezési oldalon a felhasználó jelszó-emlékeztetőt kér az e-mail-címével.</w:t>
+      </w:r>
+    </w:p>
+    <w:p>
+      <w:pPr>
+        <w:pStyle w:val="Szmozottlista2"/>
+        <w:numPr>
+          <w:ilvl w:val="0"/>
+          <w:numId w:val="26"/>
+        </w:numPr>
+        <w:spacing w:after="40"/>
+      </w:pPr>
+      <w:r>
+        <w:t xml:space="preserve">A kapott linken új jelszót ad meg.</w:t>
+      </w:r>
+    </w:p>
+    <w:p>
+      <w:pPr>
+        <w:pStyle w:val="Szmozottlista2"/>
+        <w:numPr>
+          <w:ilvl w:val="0"/>
+          <w:numId w:val="26"/>
+        </w:numPr>
+        <w:spacing w:after="40"/>
+      </w:pPr>
+      <w:r>
+        <w:t xml:space="preserve">A profiloldalon módosíthatja a nevét és a profilképét, jelszót cserélhet.</w:t>
+      </w:r>
+    </w:p>
+    <w:p>
+      <w:pPr>
+        <w:pStyle w:val="Szmozottlista2"/>
+        <w:numPr>
+          <w:ilvl w:val="0"/>
+          <w:numId w:val="26"/>
+        </w:numPr>
+        <w:spacing w:after="40"/>
+      </w:pPr>
+      <w:r>
+        <w:t xml:space="preserve">A biztonsági beállításoknál bekapcsolhatja a 2FA-t Authenticator-alkalmazással vagy e-mailes kóddal, és helyreállító kódokat kap.</w:t>
+      </w:r>
+    </w:p>
+    <w:p>
+      <w:pPr>
+        <w:pStyle w:val="Szmozottlista2"/>
+        <w:numPr>
+          <w:ilvl w:val="0"/>
+          <w:numId w:val="26"/>
+        </w:numPr>
+        <w:spacing w:after="40"/>
+      </w:pPr>
+      <w:r>
+        <w:t xml:space="preserve">A fiók törlése megerősítést kér.</w:t>
       </w:r>
     </w:p>
     <w:p>
@@ -831,7 +951,7 @@
         <w:t xml:space="preserve">Bemenet: </w:t>
       </w:r>
       <w:r>
-        <w:t>user_id, fájl, címkék, célzott megosztási/jogosultsági adatok</w:t>
+        <w:t xml:space="preserve">email, reset token, új jelszó, name, avatar_url, 2FA típus és ellenőrző kód</w:t>
       </w:r>
     </w:p>
     <w:p>
@@ -845,7 +965,7 @@
         <w:t xml:space="preserve">Kimenet: </w:t>
       </w:r>
       <w:r>
-        <w:t>fájl objektum, címkék és műveleti státusz</w:t>
+        <w:t xml:space="preserve">műveleti státusz, frissített profil, helyreállító kódok (egyszeri megjelenítés)</w:t>
       </w:r>
     </w:p>
     <w:p>
@@ -859,7 +979,7 @@
         <w:t xml:space="preserve">UI kimenet: </w:t>
       </w:r>
       <w:r>
-        <w:t>fájllista, címkék, sikeres vagy sikertelen művelet üzenete</w:t>
+        <w:t xml:space="preserve">visszajelzés a sikeres vagy sikertelen műveletről, frissített fiókoldal</w:t>
       </w:r>
     </w:p>
     <w:p>
@@ -868,61 +988,98 @@
         <w:spacing w:after="40"/>
       </w:pPr>
       <w:r>
-        <w:t>Eljárás:</w:t>
-      </w:r>
-    </w:p>
-    <w:p>
-      <w:pPr>
-        <w:pStyle w:val="Szmozottlista2"/>
-        <w:spacing w:after="40"/>
-      </w:pPr>
-      <w:r>
-        <w:t>A rendszer azonosítja a bejelentkezett felhasználót.</w:t>
-      </w:r>
-    </w:p>
-    <w:p>
-      <w:pPr>
-        <w:pStyle w:val="Szmozottlista2"/>
-        <w:spacing w:after="40"/>
-      </w:pPr>
-      <w:r>
-        <w:t>Ellenőrzi a felhasználó RBAC alapján meghatározott jogosultságait.</w:t>
-      </w:r>
-    </w:p>
-    <w:p>
-      <w:pPr>
-        <w:pStyle w:val="Szmozottlista2"/>
-        <w:spacing w:after="40"/>
-      </w:pPr>
-      <w:r>
-        <w:t>Engedélyezett művelet esetén eltárolja a fájlhoz tartozó adatokat és a címkéket.</w:t>
-      </w:r>
-    </w:p>
-    <w:p>
-      <w:pPr>
-        <w:pStyle w:val="Szmozottlista2"/>
-        <w:spacing w:after="40"/>
-      </w:pPr>
-      <w:r>
-        <w:t>A címkék alapján a fájlok szűrhetők és rendszerezhetők.</w:t>
-      </w:r>
-    </w:p>
-    <w:p>
-      <w:pPr>
-        <w:pStyle w:val="Szmozottlista2"/>
-        <w:spacing w:after="40"/>
-      </w:pPr>
-      <w:r>
-        <w:t>Megosztáskor a rendszer csak a megfelelő jogosultsággal rendelkező felhasználók számára biztosít hozzáférést.</w:t>
-      </w:r>
-    </w:p>
-    <w:p>
-      <w:pPr>
-        <w:pStyle w:val="Szmozottlista2"/>
-        <w:spacing w:after="40"/>
-      </w:pPr>
-      <w:r>
-        <w:t>Törléskor a fájl először Soft-Delete állapotba kerül, majd a megőrzési idő után véglegesen törölhető.</w:t>
+        <w:t xml:space="preserve">Eljárás:</w:t>
+      </w:r>
+    </w:p>
+    <w:p>
+      <w:pPr>
+        <w:pStyle w:val="Szmozottlista2"/>
+        <w:numPr>
+          <w:ilvl w:val="0"/>
+          <w:numId w:val="27"/>
+        </w:numPr>
+        <w:spacing w:after="40"/>
+      </w:pPr>
+      <w:r>
+        <w:t xml:space="preserve">Jelszó-emlékeztetőnél a rendszer minden esetben azonos választ ad, hogy ne derüljön ki, létezik-e az e-mail-cím.</w:t>
+      </w:r>
+    </w:p>
+    <w:p>
+      <w:pPr>
+        <w:pStyle w:val="Szmozottlista2"/>
+        <w:numPr>
+          <w:ilvl w:val="0"/>
+          <w:numId w:val="27"/>
+        </w:numPr>
+        <w:spacing w:after="40"/>
+      </w:pPr>
+      <w:r>
+        <w:t xml:space="preserve">Létező fiók esetén rövid életű, egyszer használatos visszaállító tokent küld e-mailben; a token jti-je felhasználás után a jwt_blacklisted_token táblába kerül.</w:t>
+      </w:r>
+    </w:p>
+    <w:p>
+      <w:pPr>
+        <w:pStyle w:val="Szmozottlista2"/>
+        <w:numPr>
+          <w:ilvl w:val="0"/>
+          <w:numId w:val="27"/>
+        </w:numPr>
+        <w:spacing w:after="40"/>
+      </w:pPr>
+      <w:r>
+        <w:t xml:space="preserve">Új jelszó beállításakor ellenőrzi a tokent és a jelszó erősségét, BCrypt-tel hash-eli, és az összes aktív user_session rekordot visszavonja.</w:t>
+      </w:r>
+    </w:p>
+    <w:p>
+      <w:pPr>
+        <w:pStyle w:val="Szmozottlista2"/>
+        <w:numPr>
+          <w:ilvl w:val="0"/>
+          <w:numId w:val="27"/>
+        </w:numPr>
+        <w:spacing w:after="40"/>
+      </w:pPr>
+      <w:r>
+        <w:t xml:space="preserve">Profilmódosításkor validálja a mezőket, majd frissíti az app_user rekordot (az updated_at automatikusan frissül).</w:t>
+      </w:r>
+    </w:p>
+    <w:p>
+      <w:pPr>
+        <w:pStyle w:val="Szmozottlista2"/>
+        <w:numPr>
+          <w:ilvl w:val="0"/>
+          <w:numId w:val="27"/>
+        </w:numPr>
+        <w:spacing w:after="40"/>
+      </w:pPr>
+      <w:r>
+        <w:t xml:space="preserve">2FA bekapcsolásakor a rendszer Authenticator esetén titkos kulcsot generál (two_factor_secret), e-mail típusnál ellenőrző kódot küld; az első érvényes kód után az is_2fa_enabled igazra áll és a two_factor_type beállítódik.</w:t>
+      </w:r>
+    </w:p>
+    <w:p>
+      <w:pPr>
+        <w:pStyle w:val="Szmozottlista2"/>
+        <w:numPr>
+          <w:ilvl w:val="0"/>
+          <w:numId w:val="27"/>
+        </w:numPr>
+        <w:spacing w:after="40"/>
+      </w:pPr>
+      <w:r>
+        <w:t xml:space="preserve">Helyreállító kódokat generál, ezeket hash-elve a two_factor_recovery_codes mezőben tárolja, és a felhasználónak csak egyszer jeleníti meg.</w:t>
+      </w:r>
+    </w:p>
+    <w:p>
+      <w:pPr>
+        <w:pStyle w:val="Szmozottlista2"/>
+        <w:numPr>
+          <w:ilvl w:val="0"/>
+          <w:numId w:val="27"/>
+        </w:numPr>
+        <w:spacing w:after="40"/>
+      </w:pPr>
+      <w:r>
+        <w:t xml:space="preserve">2FA kikapcsolásához jelszó és érvényes kód szükséges.</w:t>
       </w:r>
     </w:p>
     <w:p>
@@ -930,7 +1087,7 @@
         <w:pStyle w:val="OkligonHeading1"/>
       </w:pPr>
       <w:r>
-        <w:t>5. Naptár és határidők kezelése</w:t>
+        <w:t xml:space="preserve">5. Munkaterület- és tagkezelés</w:t>
       </w:r>
     </w:p>
     <w:p>
@@ -945,7 +1102,7 @@
         <w:t xml:space="preserve">Cél: </w:t>
       </w:r>
       <w:r>
-        <w:t>A feladatok és azok határidejének időbeli megjelenítése.</w:t>
+        <w:t xml:space="preserve">A munkaterületek létrehozása és kezelése, a tagok és szerepköreik karbantartása, a tárhelykvóta figyelése.</w:t>
       </w:r>
     </w:p>
     <w:p>
@@ -954,44 +1111,59 @@
         <w:spacing w:after="40"/>
       </w:pPr>
       <w:r>
-        <w:t>UI Interakció:</w:t>
-      </w:r>
-    </w:p>
-    <w:p>
-      <w:pPr>
-        <w:pStyle w:val="Szmozottlista2"/>
-        <w:spacing w:after="40"/>
-      </w:pPr>
-      <w:r>
-        <w:t>A felhasználó megnyitja a naptár modult.</w:t>
-      </w:r>
-    </w:p>
-    <w:p>
-      <w:pPr>
-        <w:pStyle w:val="Szmozottlista2"/>
-        <w:spacing w:after="40"/>
-      </w:pPr>
-      <w:r>
-        <w:lastRenderedPageBreak/>
-        <w:t>A rendszer lekéri a felhasználó számára elérhető projektek és feladatok határidőit.</w:t>
-      </w:r>
-    </w:p>
-    <w:p>
-      <w:pPr>
-        <w:pStyle w:val="Szmozottlista2"/>
-        <w:spacing w:after="40"/>
-      </w:pPr>
-      <w:r>
-        <w:t>A feladatok a hozzájuk tartozó dátum alapján jelennek meg.</w:t>
-      </w:r>
-    </w:p>
-    <w:p>
-      <w:pPr>
-        <w:pStyle w:val="Szmozottlista2"/>
-        <w:spacing w:after="40"/>
-      </w:pPr>
-      <w:r>
-        <w:t>Egy naptári elem kiválasztásakor megjeleníthetők a feladat részletei.</w:t>
+        <w:t xml:space="preserve">UI Interakció:</w:t>
+      </w:r>
+    </w:p>
+    <w:p>
+      <w:pPr>
+        <w:pStyle w:val="Szmozottlista2"/>
+        <w:numPr>
+          <w:ilvl w:val="0"/>
+          <w:numId w:val="28"/>
+        </w:numPr>
+        <w:spacing w:after="40"/>
+      </w:pPr>
+      <w:r>
+        <w:t xml:space="preserve">A felhasználó új munkaterületet hoz létre, vagy kiválaszt egyet a saját munkaterületei közül.</w:t>
+      </w:r>
+    </w:p>
+    <w:p>
+      <w:pPr>
+        <w:pStyle w:val="Szmozottlista2"/>
+        <w:numPr>
+          <w:ilvl w:val="0"/>
+          <w:numId w:val="28"/>
+        </w:numPr>
+        <w:spacing w:after="40"/>
+      </w:pPr>
+      <w:r>
+        <w:t xml:space="preserve">A munkaterületen belül megjelenik a projektek, a tagok és a tárhelyhasználat áttekintése.</w:t>
+      </w:r>
+    </w:p>
+    <w:p>
+      <w:pPr>
+        <w:pStyle w:val="Szmozottlista2"/>
+        <w:numPr>
+          <w:ilvl w:val="0"/>
+          <w:numId w:val="28"/>
+        </w:numPr>
+        <w:spacing w:after="40"/>
+      </w:pPr>
+      <w:r>
+        <w:t xml:space="preserve">Jogosult felhasználó módosíthatja a munkaterület adatait, a tagok szerepkörét, eltávolíthat tagot vagy átruházhatja a tulajdonjogot.</w:t>
+      </w:r>
+    </w:p>
+    <w:p>
+      <w:pPr>
+        <w:pStyle w:val="Szmozottlista2"/>
+        <w:numPr>
+          <w:ilvl w:val="0"/>
+          <w:numId w:val="28"/>
+        </w:numPr>
+        <w:spacing w:after="40"/>
+      </w:pPr>
+      <w:r>
+        <w:t xml:space="preserve">A tag kiléphet a munkaterületről.</w:t>
       </w:r>
     </w:p>
     <w:p>
@@ -1005,7 +1177,7 @@
         <w:t xml:space="preserve">Bemenet: </w:t>
       </w:r>
       <w:r>
-        <w:t>user_id, projekt- és feladatazonosítók, határidők</w:t>
+        <w:t xml:space="preserve">workspace adatok (name), userId, role_id, felhasználói azonosító</w:t>
       </w:r>
     </w:p>
     <w:p>
@@ -1019,7 +1191,7 @@
         <w:t xml:space="preserve">Kimenet: </w:t>
       </w:r>
       <w:r>
-        <w:t>dátum szerint rendezett naptári események</w:t>
+        <w:t xml:space="preserve">létrehozott vagy módosított workspace objektum, tagok listája, tárhelyhasználat</w:t>
       </w:r>
     </w:p>
     <w:p>
@@ -1033,7 +1205,7 @@
         <w:t xml:space="preserve">UI kimenet: </w:t>
       </w:r>
       <w:r>
-        <w:t>naptárnézet a feladatokkal és határidőkkel</w:t>
+        <w:t xml:space="preserve">frissített munkaterület-nézet és tagok listája</w:t>
       </w:r>
     </w:p>
     <w:p>
@@ -1042,43 +1214,98 @@
         <w:spacing w:after="40"/>
       </w:pPr>
       <w:r>
-        <w:t>Eljárás:</w:t>
-      </w:r>
-    </w:p>
-    <w:p>
-      <w:pPr>
-        <w:pStyle w:val="Szmozottlista2"/>
-        <w:spacing w:after="40"/>
-      </w:pPr>
-      <w:r>
-        <w:t>A rendszer azonosítja a bejelentkezett felhasználót.</w:t>
-      </w:r>
-    </w:p>
-    <w:p>
-      <w:pPr>
-        <w:pStyle w:val="Szmozottlista2"/>
-        <w:spacing w:after="40"/>
-      </w:pPr>
-      <w:r>
-        <w:t>Lekéri azokat a feladatokat, amelyekhez a felhasználónak hozzáférése van.</w:t>
-      </w:r>
-    </w:p>
-    <w:p>
-      <w:pPr>
-        <w:pStyle w:val="Szmozottlista2"/>
-        <w:spacing w:after="40"/>
-      </w:pPr>
-      <w:r>
-        <w:t>A feladatokat a határidőjük alapján csoportosítja.</w:t>
-      </w:r>
-    </w:p>
-    <w:p>
-      <w:pPr>
-        <w:pStyle w:val="Szmozottlista2"/>
-        <w:spacing w:after="40"/>
-      </w:pPr>
-      <w:r>
-        <w:t>A kliens a kapott adatokat naptári nézetben jeleníti meg.</w:t>
+        <w:t xml:space="preserve">Eljárás:</w:t>
+      </w:r>
+    </w:p>
+    <w:p>
+      <w:pPr>
+        <w:pStyle w:val="Szmozottlista2"/>
+        <w:numPr>
+          <w:ilvl w:val="0"/>
+          <w:numId w:val="29"/>
+        </w:numPr>
+        <w:spacing w:after="40"/>
+      </w:pPr>
+      <w:r>
+        <w:t xml:space="preserve">A rendszer ellenőrzi, hogy a felhasználó rendelkezik-e a művelethez szükséges jogosultsággal (pl. workspace.manage).</w:t>
+      </w:r>
+    </w:p>
+    <w:p>
+      <w:pPr>
+        <w:pStyle w:val="Szmozottlista2"/>
+        <w:numPr>
+          <w:ilvl w:val="0"/>
+          <w:numId w:val="29"/>
+        </w:numPr>
+        <w:spacing w:after="40"/>
+      </w:pPr>
+      <w:r>
+        <w:t xml:space="preserve">Új munkaterületnél ellenőrzi a kötelező adatokat; a létrehozó lesz az owner_id, a tárhelykvóta az alapértelmezett érték (25 GB).</w:t>
+      </w:r>
+    </w:p>
+    <w:p>
+      <w:pPr>
+        <w:pStyle w:val="Szmozottlista2"/>
+        <w:numPr>
+          <w:ilvl w:val="0"/>
+          <w:numId w:val="29"/>
+        </w:numPr>
+        <w:spacing w:after="40"/>
+      </w:pPr>
+      <w:r>
+        <w:t xml:space="preserve">A létrehozó automatikusan bekerül a workspace_member táblába tulajdonosi szerepkörrel.</w:t>
+      </w:r>
+    </w:p>
+    <w:p>
+      <w:pPr>
+        <w:pStyle w:val="Szmozottlista2"/>
+        <w:numPr>
+          <w:ilvl w:val="0"/>
+          <w:numId w:val="29"/>
+        </w:numPr>
+        <w:spacing w:after="40"/>
+      </w:pPr>
+      <w:r>
+        <w:t xml:space="preserve">Tag szerepkörének módosításakor a workspace_member.role_id frissül; a munkaterület tulajdonosának szerepköre nem vehető el, a tulajdonjog csak külön átruházással változtatható.</w:t>
+      </w:r>
+    </w:p>
+    <w:p>
+      <w:pPr>
+        <w:pStyle w:val="Szmozottlista2"/>
+        <w:numPr>
+          <w:ilvl w:val="0"/>
+          <w:numId w:val="29"/>
+        </w:numPr>
+        <w:spacing w:after="40"/>
+      </w:pPr>
+      <w:r>
+        <w:t xml:space="preserve">Tag eltávolításakor törlődik a workspace_member rekord, valamint a munkaterület projektjeiben meglévő tagsága (project_member) is.</w:t>
+      </w:r>
+    </w:p>
+    <w:p>
+      <w:pPr>
+        <w:pStyle w:val="Szmozottlista2"/>
+        <w:numPr>
+          <w:ilvl w:val="0"/>
+          <w:numId w:val="29"/>
+        </w:numPr>
+        <w:spacing w:after="40"/>
+      </w:pPr>
+      <w:r>
+        <w:t xml:space="preserve">A tárhelyhasználatot a storage_node rekordok size_bytes értékeinek összege adja a storage_quota_bytes kvótához viszonyítva.</w:t>
+      </w:r>
+    </w:p>
+    <w:p>
+      <w:pPr>
+        <w:pStyle w:val="Szmozottlista2"/>
+        <w:numPr>
+          <w:ilvl w:val="0"/>
+          <w:numId w:val="29"/>
+        </w:numPr>
+        <w:spacing w:after="40"/>
+      </w:pPr>
+      <w:r>
+        <w:t xml:space="preserve">Munkaterület törlése csak a tulajdonosnak vagy SystemAdminnak engedélyezett; a törlés a projekteket, tárhelyet és csevegőszobákat is érinti, ezért megerősítést kér.</w:t>
       </w:r>
     </w:p>
     <w:p>
@@ -1086,7 +1313,7 @@
         <w:pStyle w:val="OkligonHeading1"/>
       </w:pPr>
       <w:r>
-        <w:t>6. Jogosultság- és hozzáférés-ellenőrzés (RBAC)</w:t>
+        <w:t xml:space="preserve">6. Meghívók kezelése</w:t>
       </w:r>
     </w:p>
     <w:p>
@@ -1101,7 +1328,7 @@
         <w:t xml:space="preserve">Cél: </w:t>
       </w:r>
       <w:r>
-        <w:t>Annak biztosítása, hogy a felhasználó csak a szerepkörének és a rendszerben meghatározott jogosultságainak megfelelő műveleteket végezhessen.</w:t>
+        <w:t xml:space="preserve">Felhasználók biztonságos meghívása munkaterületre vagy projektbe e-mail-cím és szerepkör megadásával.</w:t>
       </w:r>
     </w:p>
     <w:p>
@@ -1110,34 +1337,59 @@
         <w:spacing w:after="40"/>
       </w:pPr>
       <w:r>
-        <w:t>UI Interakció:</w:t>
-      </w:r>
-    </w:p>
-    <w:p>
-      <w:pPr>
-        <w:pStyle w:val="Szmozottlista2"/>
-        <w:spacing w:after="40"/>
-      </w:pPr>
-      <w:r>
-        <w:t>A felhasználó csak azokat a funkciókat és adatokat látja, amelyekhez hozzáférése van.</w:t>
-      </w:r>
-    </w:p>
-    <w:p>
-      <w:pPr>
-        <w:pStyle w:val="Szmozottlista2"/>
-        <w:spacing w:after="40"/>
-      </w:pPr>
-      <w:r>
-        <w:t>Jogosulatlan művelet esetén a rendszer hibaüzenetet jelenít meg.</w:t>
-      </w:r>
-    </w:p>
-    <w:p>
-      <w:pPr>
-        <w:pStyle w:val="Szmozottlista2"/>
-        <w:spacing w:after="40"/>
-      </w:pPr>
-      <w:r>
-        <w:t>Adminisztrátori jogosultsággal a felhasználók és rendszerszintű beállítások kezelhetők.</w:t>
+        <w:t xml:space="preserve">UI Interakció:</w:t>
+      </w:r>
+    </w:p>
+    <w:p>
+      <w:pPr>
+        <w:pStyle w:val="Szmozottlista2"/>
+        <w:numPr>
+          <w:ilvl w:val="0"/>
+          <w:numId w:val="30"/>
+        </w:numPr>
+        <w:spacing w:after="40"/>
+      </w:pPr>
+      <w:r>
+        <w:t xml:space="preserve">A jogosult felhasználó megadja a meghívott e-mail-címét és a felajánlott szerepkört.</w:t>
+      </w:r>
+    </w:p>
+    <w:p>
+      <w:pPr>
+        <w:pStyle w:val="Szmozottlista2"/>
+        <w:numPr>
+          <w:ilvl w:val="0"/>
+          <w:numId w:val="30"/>
+        </w:numPr>
+        <w:spacing w:after="40"/>
+      </w:pPr>
+      <w:r>
+        <w:t xml:space="preserve">A meghívott e-mailben kap egy linket, a meghívó a rendszerben is megjelenik számára.</w:t>
+      </w:r>
+    </w:p>
+    <w:p>
+      <w:pPr>
+        <w:pStyle w:val="Szmozottlista2"/>
+        <w:numPr>
+          <w:ilvl w:val="0"/>
+          <w:numId w:val="30"/>
+        </w:numPr>
+        <w:spacing w:after="40"/>
+      </w:pPr>
+      <w:r>
+        <w:t xml:space="preserve">A meghívott elfogadja vagy elutasítja a meghívást.</w:t>
+      </w:r>
+    </w:p>
+    <w:p>
+      <w:pPr>
+        <w:pStyle w:val="Szmozottlista2"/>
+        <w:numPr>
+          <w:ilvl w:val="0"/>
+          <w:numId w:val="30"/>
+        </w:numPr>
+        <w:spacing w:after="40"/>
+      </w:pPr>
+      <w:r>
+        <w:t xml:space="preserve">A meghívó küldője láthatja a függő meghívókat, újraküldheti vagy visszavonhatja azokat.</w:t>
       </w:r>
     </w:p>
     <w:p>
@@ -1151,7 +1403,7 @@
         <w:t xml:space="preserve">Bemenet: </w:t>
       </w:r>
       <w:r>
-        <w:t>JWT token, user_id, kért erőforrás és művelet</w:t>
+        <w:t xml:space="preserve">type (workspace / project), target_id, invited_email, role_id</w:t>
       </w:r>
     </w:p>
     <w:p>
@@ -1165,7 +1417,7 @@
         <w:t xml:space="preserve">Kimenet: </w:t>
       </w:r>
       <w:r>
-        <w:t>engedélyezett vagy megtagadott művelet</w:t>
+        <w:t xml:space="preserve">app_invitation objektum, tagság létrehozása elfogadás esetén</w:t>
       </w:r>
     </w:p>
     <w:p>
@@ -1179,7 +1431,7 @@
         <w:t xml:space="preserve">UI kimenet: </w:t>
       </w:r>
       <w:r>
-        <w:t>elérhető funkciók vagy jogosultsági hibaüzenet</w:t>
+        <w:t xml:space="preserve">meghívólista, értesítés a meghívásról, sikeres csatlakozás üzenete</w:t>
       </w:r>
     </w:p>
     <w:p>
@@ -1188,82 +1440,111 @@
         <w:spacing w:after="40"/>
       </w:pPr>
       <w:r>
-        <w:t>Eljárás:</w:t>
-      </w:r>
-    </w:p>
-    <w:p>
-      <w:pPr>
-        <w:pStyle w:val="Szmozottlista2"/>
-        <w:spacing w:after="40"/>
-        <w:rPr>
-          <w:lang w:val="fr-FR"/>
-        </w:rPr>
-      </w:pPr>
-      <w:r>
-        <w:rPr>
-          <w:lang w:val="fr-FR"/>
-        </w:rPr>
-        <w:t xml:space="preserve">A rendszer ellenőrzi a JWT token érvényességét.</w:t>
-      </w:r>
-    </w:p>
-    <w:p>
-      <w:pPr>
-        <w:pStyle w:val="Szmozottlista2"/>
-        <w:spacing w:after="40"/>
-        <w:rPr>
-          <w:lang w:val="fr-FR"/>
-        </w:rPr>
-      </w:pPr>
-      <w:r>
-        <w:rPr>
-          <w:lang w:val="fr-FR"/>
-        </w:rPr>
-        <w:t xml:space="preserve">A tokenből azonosítja a felhasználót és a hozzá tartozó jogosultságokat.</w:t>
-      </w:r>
-    </w:p>
-    <w:p>
-      <w:pPr>
-        <w:pStyle w:val="Szmozottlista2"/>
-        <w:spacing w:after="40"/>
-        <w:rPr>
-          <w:lang w:val="fr-FR"/>
-        </w:rPr>
-      </w:pPr>
-      <w:r>
-        <w:rPr>
-          <w:lang w:val="fr-FR"/>
-        </w:rPr>
-        <w:t xml:space="preserve">Ellenőrzi, hogy a felhasználó hozzáférhet-e a kért munkaterülethez, projekthez, feladathoz vagy fájlhoz.</w:t>
-      </w:r>
-    </w:p>
-    <w:p>
-      <w:pPr>
-        <w:pStyle w:val="Szmozottlista2"/>
-        <w:spacing w:after="40"/>
-        <w:rPr>
-          <w:lang w:val="fr-FR"/>
-        </w:rPr>
-      </w:pPr>
-      <w:r>
-        <w:rPr>
-          <w:lang w:val="fr-FR"/>
-        </w:rPr>
-        <w:t xml:space="preserve">Megfelelő jogosultság esetén a művelet végrehajtható.</w:t>
-      </w:r>
-    </w:p>
-    <w:p>
-      <w:pPr>
-        <w:pStyle w:val="Szmozottlista2"/>
-        <w:spacing w:after="40"/>
-        <w:rPr>
-          <w:lang w:val="fr-FR"/>
-        </w:rPr>
-      </w:pPr>
-      <w:r>
-        <w:rPr>
-          <w:lang w:val="fr-FR"/>
-        </w:rPr>
-        <w:t xml:space="preserve">Jogosultság hiányában a rendszer megtagadja a kérést és hibaválaszt ad.</w:t>
+        <w:t xml:space="preserve">Eljárás:</w:t>
+      </w:r>
+    </w:p>
+    <w:p>
+      <w:pPr>
+        <w:pStyle w:val="Szmozottlista2"/>
+        <w:numPr>
+          <w:ilvl w:val="0"/>
+          <w:numId w:val="31"/>
+        </w:numPr>
+        <w:spacing w:after="40"/>
+      </w:pPr>
+      <w:r>
+        <w:t xml:space="preserve">A rendszer ellenőrzi, hogy a küldő rendelkezik-e tagfelvételi jogosultsággal az adott munkaterületen vagy projektben.</w:t>
+      </w:r>
+    </w:p>
+    <w:p>
+      <w:pPr>
+        <w:pStyle w:val="Szmozottlista2"/>
+        <w:numPr>
+          <w:ilvl w:val="0"/>
+          <w:numId w:val="31"/>
+        </w:numPr>
+        <w:spacing w:after="40"/>
+      </w:pPr>
+      <w:r>
+        <w:t xml:space="preserve">Ellenőrzi, hogy a címzett nem tagja-e már a célnak, és nincs-e már függő meghívója.</w:t>
+      </w:r>
+    </w:p>
+    <w:p>
+      <w:pPr>
+        <w:pStyle w:val="Szmozottlista2"/>
+        <w:numPr>
+          <w:ilvl w:val="0"/>
+          <w:numId w:val="31"/>
+        </w:numPr>
+        <w:spacing w:after="40"/>
+      </w:pPr>
+      <w:r>
+        <w:t xml:space="preserve">Ha az e-mail-címhez tartozik regisztrált felhasználó, az invited_user_id kitöltődik, és értesítés (user_notification) is készül számára.</w:t>
+      </w:r>
+    </w:p>
+    <w:p>
+      <w:pPr>
+        <w:pStyle w:val="Szmozottlista2"/>
+        <w:numPr>
+          <w:ilvl w:val="0"/>
+          <w:numId w:val="31"/>
+        </w:numPr>
+        <w:spacing w:after="40"/>
+      </w:pPr>
+      <w:r>
+        <w:t xml:space="preserve">Létrehozza az app_invitation rekordot egyedi, nehezen kitalálható tokennel, pending állapottal és lejárati idővel; e-mailt küld a meghívó linkkel.</w:t>
+      </w:r>
+    </w:p>
+    <w:p>
+      <w:pPr>
+        <w:pStyle w:val="Szmozottlista2"/>
+        <w:numPr>
+          <w:ilvl w:val="0"/>
+          <w:numId w:val="31"/>
+        </w:numPr>
+        <w:spacing w:after="40"/>
+      </w:pPr>
+      <w:r>
+        <w:t xml:space="preserve">Elfogadáskor ellenőrzi a tokent, a lejáratot és az állapotot; a bejelentkezett felhasználó e-mail-címének egyeznie kell a meghívottéval.</w:t>
+      </w:r>
+    </w:p>
+    <w:p>
+      <w:pPr>
+        <w:pStyle w:val="Szmozottlista2"/>
+        <w:numPr>
+          <w:ilvl w:val="0"/>
+          <w:numId w:val="31"/>
+        </w:numPr>
+        <w:spacing w:after="40"/>
+      </w:pPr>
+      <w:r>
+        <w:t xml:space="preserve">Munkaterületi meghívónál létrehozza a workspace_member rekordot a felajánlott szerepkörrel; projekt-meghívónál a project_member rekordot (ha a felhasználó nem tagja a munkaterületnek, az is_workspace_member hamis).</w:t>
+      </w:r>
+    </w:p>
+    <w:p>
+      <w:pPr>
+        <w:pStyle w:val="Szmozottlista2"/>
+        <w:numPr>
+          <w:ilvl w:val="0"/>
+          <w:numId w:val="31"/>
+        </w:numPr>
+        <w:spacing w:after="40"/>
+      </w:pPr>
+      <w:r>
+        <w:t xml:space="preserve">A meghívó állapota elfogadva (2) vagy elutasítva (3) lesz, a responded_at kitöltődik; a lejárt meghívók állapota lejárt (4)-re vált.</w:t>
+      </w:r>
+    </w:p>
+    <w:p>
+      <w:pPr>
+        <w:pStyle w:val="Szmozottlista2"/>
+        <w:numPr>
+          <w:ilvl w:val="0"/>
+          <w:numId w:val="31"/>
+        </w:numPr>
+        <w:spacing w:after="40"/>
+      </w:pPr>
+      <w:r>
+        <w:t xml:space="preserve">A küldő értesítést kap a válaszról.</w:t>
       </w:r>
     </w:p>
     <w:p>
@@ -1271,7 +1552,7 @@
         <w:pStyle w:val="OkligonHeading1"/>
       </w:pPr>
       <w:r>
-        <w:t>7. Soft-Delete és adat-életciklus</w:t>
+        <w:t xml:space="preserve">7. Projektkezelés</w:t>
       </w:r>
     </w:p>
     <w:p>
@@ -1286,7 +1567,7 @@
         <w:t xml:space="preserve">Cél: </w:t>
       </w:r>
       <w:r>
-        <w:t>A törölt adatok ideiglenes megőrzése és szükség esetén visszaállíthatóságának biztosítása.</w:t>
+        <w:t xml:space="preserve">Projektek létrehozása, állapotának követése és a projekttagok szerepköreinek kezelése a munkaterületen belül.</w:t>
       </w:r>
     </w:p>
     <w:p>
@@ -1295,43 +1576,59 @@
         <w:spacing w:after="40"/>
       </w:pPr>
       <w:r>
-        <w:t>UI Interakció:</w:t>
-      </w:r>
-    </w:p>
-    <w:p>
-      <w:pPr>
-        <w:pStyle w:val="Szmozottlista2"/>
-        <w:spacing w:after="40"/>
-      </w:pPr>
-      <w:r>
-        <w:t>A felhasználó törlés műveletet kezdeményez.</w:t>
-      </w:r>
-    </w:p>
-    <w:p>
-      <w:pPr>
-        <w:pStyle w:val="Szmozottlista2"/>
-        <w:spacing w:after="40"/>
-      </w:pPr>
-      <w:r>
-        <w:t>A rendszer a törlés előtt ellenőrzi a jogosultságot.</w:t>
-      </w:r>
-    </w:p>
-    <w:p>
-      <w:pPr>
-        <w:pStyle w:val="Szmozottlista2"/>
-        <w:spacing w:after="40"/>
-      </w:pPr>
-      <w:r>
-        <w:t>A törölt elem ideiglenesen megmarad a rendszerben, így a megőrzési idő alatt visszaállítható lehet.</w:t>
-      </w:r>
-    </w:p>
-    <w:p>
-      <w:pPr>
-        <w:pStyle w:val="Szmozottlista2"/>
-        <w:spacing w:after="40"/>
-      </w:pPr>
-      <w:r>
-        <w:t>A megőrzési idő lejárta után az adat véglegesen törölhető.</w:t>
+        <w:t xml:space="preserve">UI Interakció:</w:t>
+      </w:r>
+    </w:p>
+    <w:p>
+      <w:pPr>
+        <w:pStyle w:val="Szmozottlista2"/>
+        <w:numPr>
+          <w:ilvl w:val="0"/>
+          <w:numId w:val="32"/>
+        </w:numPr>
+        <w:spacing w:after="40"/>
+      </w:pPr>
+      <w:r>
+        <w:t xml:space="preserve">A felhasználó kiválaszt egy munkaterületet, és megjelennek a hozzá tartozó projektek, státusz szerint szűrhetően.</w:t>
+      </w:r>
+    </w:p>
+    <w:p>
+      <w:pPr>
+        <w:pStyle w:val="Szmozottlista2"/>
+        <w:numPr>
+          <w:ilvl w:val="0"/>
+          <w:numId w:val="32"/>
+        </w:numPr>
+        <w:spacing w:after="40"/>
+      </w:pPr>
+      <w:r>
+        <w:t xml:space="preserve">Új projektet hozhat létre névvel, leírással, határidővel és felelőssel.</w:t>
+      </w:r>
+    </w:p>
+    <w:p>
+      <w:pPr>
+        <w:pStyle w:val="Szmozottlista2"/>
+        <w:numPr>
+          <w:ilvl w:val="0"/>
+          <w:numId w:val="32"/>
+        </w:numPr>
+        <w:spacing w:after="40"/>
+      </w:pPr>
+      <w:r>
+        <w:t xml:space="preserve">A projekt állapota tervezettre, aktívra, szüneteltetettre, befejezettre vagy archiváltra állítható.</w:t>
+      </w:r>
+    </w:p>
+    <w:p>
+      <w:pPr>
+        <w:pStyle w:val="Szmozottlista2"/>
+        <w:numPr>
+          <w:ilvl w:val="0"/>
+          <w:numId w:val="32"/>
+        </w:numPr>
+        <w:spacing w:after="40"/>
+      </w:pPr>
+      <w:r>
+        <w:t xml:space="preserve">A projekt tagjai és szerepköreik kezelhetők; a projekt összesítő nézete a feladatok állapotát mutatja.</w:t>
       </w:r>
     </w:p>
     <w:p>
@@ -1345,7 +1642,7 @@
         <w:t xml:space="preserve">Bemenet: </w:t>
       </w:r>
       <w:r>
-        <w:t>user_id, törlendő objektum azonosítója</w:t>
+        <w:t xml:space="preserve">workspace_id, project adatok (name, description, deadline, owner_id, status), userId, role_id</w:t>
       </w:r>
     </w:p>
     <w:p>
@@ -1359,7 +1656,7 @@
         <w:t xml:space="preserve">Kimenet: </w:t>
       </w:r>
       <w:r>
-        <w:t>módosított törlési státusz vagy végleges törlés</w:t>
+        <w:t xml:space="preserve">létrehozott vagy módosított project objektum, tagok, összesítő adatok</w:t>
       </w:r>
     </w:p>
     <w:p>
@@ -1373,7 +1670,7 @@
         <w:t xml:space="preserve">UI kimenet: </w:t>
       </w:r>
       <w:r>
-        <w:t>sikeres törlés, visszaállítási lehetőség vagy hibaüzenet</w:t>
+        <w:t xml:space="preserve">frissített projektlista, projektoldal és állapotjelzés</w:t>
       </w:r>
     </w:p>
     <w:p>
@@ -1382,53 +1679,111 @@
         <w:spacing w:after="40"/>
       </w:pPr>
       <w:r>
-        <w:t>Eljárás:</w:t>
-      </w:r>
-    </w:p>
-    <w:p>
-      <w:pPr>
-        <w:pStyle w:val="Szmozottlista2"/>
-        <w:spacing w:after="40"/>
-      </w:pPr>
-      <w:r>
-        <w:t>A rendszer ellenőrzi a törlési jogosultságot.</w:t>
-      </w:r>
-    </w:p>
-    <w:p>
-      <w:pPr>
-        <w:pStyle w:val="Szmozottlista2"/>
-        <w:spacing w:after="40"/>
-      </w:pPr>
-      <w:r>
-        <w:t>Az objektumot Soft-Delete állapotba helyezi.</w:t>
-      </w:r>
-    </w:p>
-    <w:p>
-      <w:pPr>
-        <w:pStyle w:val="Szmozottlista2"/>
-        <w:spacing w:after="40"/>
-      </w:pPr>
-      <w:r>
-        <w:lastRenderedPageBreak/>
-        <w:t>A normál lekérdezésekből a törölt rekordokat kizárja.</w:t>
-      </w:r>
-    </w:p>
-    <w:p>
-      <w:pPr>
-        <w:pStyle w:val="Szmozottlista2"/>
-        <w:spacing w:after="40"/>
-      </w:pPr>
-      <w:r>
-        <w:t>A megőrzési időn belül a rekord visszaállítható.</w:t>
-      </w:r>
-    </w:p>
-    <w:p>
-      <w:pPr>
-        <w:pStyle w:val="Szmozottlista2"/>
-        <w:spacing w:after="40"/>
-      </w:pPr>
-      <w:r>
-        <w:t>A megőrzési idő lejárta után a rendszer véglegesen törölheti az adatot.</w:t>
+        <w:t xml:space="preserve">Eljárás:</w:t>
+      </w:r>
+    </w:p>
+    <w:p>
+      <w:pPr>
+        <w:pStyle w:val="Szmozottlista2"/>
+        <w:numPr>
+          <w:ilvl w:val="0"/>
+          <w:numId w:val="33"/>
+        </w:numPr>
+        <w:spacing w:after="40"/>
+      </w:pPr>
+      <w:r>
+        <w:t xml:space="preserve">A rendszer ellenőrzi a jogosultságot (pl. a munkaterületi szintű projektlétrehozási jog).</w:t>
+      </w:r>
+    </w:p>
+    <w:p>
+      <w:pPr>
+        <w:pStyle w:val="Szmozottlista2"/>
+        <w:numPr>
+          <w:ilvl w:val="0"/>
+          <w:numId w:val="33"/>
+        </w:numPr>
+        <w:spacing w:after="40"/>
+      </w:pPr>
+      <w:r>
+        <w:t xml:space="preserve">Létrehozáskor ellenőrzi a kötelező adatokat, és hogy a felelős a munkaterület tagja-e; alapállapot: tervezett (1).</w:t>
+      </w:r>
+    </w:p>
+    <w:p>
+      <w:pPr>
+        <w:pStyle w:val="Szmozottlista2"/>
+        <w:numPr>
+          <w:ilvl w:val="0"/>
+          <w:numId w:val="33"/>
+        </w:numPr>
+        <w:spacing w:after="40"/>
+      </w:pPr>
+      <w:r>
+        <w:t xml:space="preserve">A projekt mentése után a létrehozó vagy a kijelölt felelős bekerül a project_member táblába megfelelő szerepkörrel.</w:t>
+      </w:r>
+    </w:p>
+    <w:p>
+      <w:pPr>
+        <w:pStyle w:val="Szmozottlista2"/>
+        <w:numPr>
+          <w:ilvl w:val="0"/>
+          <w:numId w:val="33"/>
+        </w:numPr>
+        <w:spacing w:after="40"/>
+      </w:pPr>
+      <w:r>
+        <w:t xml:space="preserve">Tag hozzáadásakor a project_member rekord workspace_id mezője a projekt munkaterülete lesz, az is_workspace_member jelzi, tagja-e a felhasználó a munkaterületnek is.</w:t>
+      </w:r>
+    </w:p>
+    <w:p>
+      <w:pPr>
+        <w:pStyle w:val="Szmozottlista2"/>
+        <w:numPr>
+          <w:ilvl w:val="0"/>
+          <w:numId w:val="33"/>
+        </w:numPr>
+        <w:spacing w:after="40"/>
+      </w:pPr>
+      <w:r>
+        <w:t xml:space="preserve">Egy tag több projektszerepkört is kaphat, ezek külön project_member sorokként tárolódnak (project_id, user_id, role_id).</w:t>
+      </w:r>
+    </w:p>
+    <w:p>
+      <w:pPr>
+        <w:pStyle w:val="Szmozottlista2"/>
+        <w:numPr>
+          <w:ilvl w:val="0"/>
+          <w:numId w:val="33"/>
+        </w:numPr>
+        <w:spacing w:after="40"/>
+      </w:pPr>
+      <w:r>
+        <w:t xml:space="preserve">Állapotváltáskor az új státusz mentésre kerül; befejezett vagy archivált projektnél a feladatok és fájlok csak olvashatók.</w:t>
+      </w:r>
+    </w:p>
+    <w:p>
+      <w:pPr>
+        <w:pStyle w:val="Szmozottlista2"/>
+        <w:numPr>
+          <w:ilvl w:val="0"/>
+          <w:numId w:val="33"/>
+        </w:numPr>
+        <w:spacing w:after="40"/>
+      </w:pPr>
+      <w:r>
+        <w:t xml:space="preserve">Az összesítő a feladatokat állapot és prioritás szerint csoportosítja, és jelzi a lejárt határidejűeket.</w:t>
+      </w:r>
+    </w:p>
+    <w:p>
+      <w:pPr>
+        <w:pStyle w:val="Szmozottlista2"/>
+        <w:numPr>
+          <w:ilvl w:val="0"/>
+          <w:numId w:val="33"/>
+        </w:numPr>
+        <w:spacing w:after="40"/>
+      </w:pPr>
+      <w:r>
+        <w:t xml:space="preserve">A kliens a sikeres művelet után frissíti a megjelenített adatokat.</w:t>
       </w:r>
     </w:p>
     <w:p>
@@ -1436,7 +1791,7 @@
         <w:pStyle w:val="OkligonHeading1"/>
       </w:pPr>
       <w:r>
-        <w:t>8. Adminisztrációs felület</w:t>
+        <w:t xml:space="preserve">8. Feladatkezelés</w:t>
       </w:r>
     </w:p>
     <w:p>
@@ -1451,7 +1806,7 @@
         <w:t xml:space="preserve">Cél: </w:t>
       </w:r>
       <w:r>
-        <w:t>A felhasználók és rendszerszintű beállítások kezelése megfelelő adminisztrátori jogosultság mellett.</w:t>
+        <w:t xml:space="preserve">A projekt feladatainak létrehozása, kiosztása, állapotának követése, valamint a megjegyzések, címkék és az aktivitási napló kezelése.</w:t>
       </w:r>
     </w:p>
     <w:p>
@@ -1460,43 +1815,72 @@
         <w:spacing w:after="40"/>
       </w:pPr>
       <w:r>
-        <w:t>UI Interakció:</w:t>
-      </w:r>
-    </w:p>
-    <w:p>
-      <w:pPr>
-        <w:pStyle w:val="Szmozottlista2"/>
-        <w:spacing w:after="40"/>
-      </w:pPr>
-      <w:r>
-        <w:t>Az adminisztrátor megnyitja az adminisztrációs felületet.</w:t>
-      </w:r>
-    </w:p>
-    <w:p>
-      <w:pPr>
-        <w:pStyle w:val="Szmozottlista2"/>
-        <w:spacing w:after="40"/>
-      </w:pPr>
-      <w:r>
-        <w:t>Megtekintheti a rendszerben található felhasználókat.</w:t>
-      </w:r>
-    </w:p>
-    <w:p>
-      <w:pPr>
-        <w:pStyle w:val="Szmozottlista2"/>
-        <w:spacing w:after="40"/>
-      </w:pPr>
-      <w:r>
-        <w:t>A jogosultságainak megfelelően módosíthat felhasználói vagy rendszerszintű beállításokat.</w:t>
-      </w:r>
-    </w:p>
-    <w:p>
-      <w:pPr>
-        <w:pStyle w:val="Szmozottlista2"/>
-        <w:spacing w:after="40"/>
-      </w:pPr>
-      <w:r>
-        <w:t>A módosítás után a rendszer visszajelzést ad a művelet eredményéről.</w:t>
+        <w:t xml:space="preserve">UI Interakció:</w:t>
+      </w:r>
+    </w:p>
+    <w:p>
+      <w:pPr>
+        <w:pStyle w:val="Szmozottlista2"/>
+        <w:numPr>
+          <w:ilvl w:val="0"/>
+          <w:numId w:val="34"/>
+        </w:numPr>
+        <w:spacing w:after="40"/>
+      </w:pPr>
+      <w:r>
+        <w:t xml:space="preserve">A projekten belül a felhasználó feladatot hoz létre címmel, leírással, prioritással és határidővel.</w:t>
+      </w:r>
+    </w:p>
+    <w:p>
+      <w:pPr>
+        <w:pStyle w:val="Szmozottlista2"/>
+        <w:numPr>
+          <w:ilvl w:val="0"/>
+          <w:numId w:val="34"/>
+        </w:numPr>
+        <w:spacing w:after="40"/>
+      </w:pPr>
+      <w:r>
+        <w:t xml:space="preserve">A feladat kihirdethető egy szerepkörnek, vagy közvetlenül egy felhasználóhoz rendelhető; a megfelelő szerepkörű tag le is foglalhatja.</w:t>
+      </w:r>
+    </w:p>
+    <w:p>
+      <w:pPr>
+        <w:pStyle w:val="Szmozottlista2"/>
+        <w:numPr>
+          <w:ilvl w:val="0"/>
+          <w:numId w:val="34"/>
+        </w:numPr>
+        <w:spacing w:after="40"/>
+      </w:pPr>
+      <w:r>
+        <w:t xml:space="preserve">A feladat állapota a „Tervezés alatt”, „Folyamatban” vagy „Elkészült” értékek valamelyikére állítható.</w:t>
+      </w:r>
+    </w:p>
+    <w:p>
+      <w:pPr>
+        <w:pStyle w:val="Szmozottlista2"/>
+        <w:numPr>
+          <w:ilvl w:val="0"/>
+          <w:numId w:val="34"/>
+        </w:numPr>
+        <w:spacing w:after="40"/>
+      </w:pPr>
+      <w:r>
+        <w:t xml:space="preserve">A feladathoz címkék és megjegyzések fűzhetők, az aktivitási napló mutatja a változásokat.</w:t>
+      </w:r>
+    </w:p>
+    <w:p>
+      <w:pPr>
+        <w:pStyle w:val="Szmozottlista2"/>
+        <w:numPr>
+          <w:ilvl w:val="0"/>
+          <w:numId w:val="34"/>
+        </w:numPr>
+        <w:spacing w:after="40"/>
+      </w:pPr>
+      <w:r>
+        <w:t xml:space="preserve">A feladatlista szűrhető állapot, prioritás, felelős, címke és határidő szerint, a határidők a naptárban is megjelennek.</w:t>
       </w:r>
     </w:p>
     <w:p>
@@ -1510,7 +1894,7 @@
         <w:t xml:space="preserve">Bemenet: </w:t>
       </w:r>
       <w:r>
-        <w:t>admin user_id, módosítandó felhasználói vagy rendszeradatok</w:t>
+        <w:t xml:space="preserve">project_id, task adatok (title, description, status, priority, due_date, assignee_user_id, assignee_role_id), label_id, komment szövege</w:t>
       </w:r>
     </w:p>
     <w:p>
@@ -1524,7 +1908,7 @@
         <w:t xml:space="preserve">Kimenet: </w:t>
       </w:r>
       <w:r>
-        <w:t>módosított rekord, műveleti státusz</w:t>
+        <w:t xml:space="preserve">létrehozott vagy módosított task objektum, komment, címke-társítás, naplóbejegyzés</w:t>
       </w:r>
     </w:p>
     <w:p>
@@ -1538,7 +1922,7 @@
         <w:t xml:space="preserve">UI kimenet: </w:t>
       </w:r>
       <w:r>
-        <w:t>frissített adminisztrációs nézet és visszajelzés</w:t>
+        <w:t xml:space="preserve">frissített feladatlista vagy táblanézet, állapotjelzés, értesítés a felelősnek</w:t>
       </w:r>
     </w:p>
     <w:p>
@@ -1547,52 +1931,1706 @@
         <w:spacing w:after="40"/>
       </w:pPr>
       <w:r>
-        <w:t>Eljárás:</w:t>
-      </w:r>
-    </w:p>
-    <w:p>
-      <w:pPr>
-        <w:pStyle w:val="Szmozottlista2"/>
-        <w:spacing w:after="40"/>
-      </w:pPr>
-      <w:r>
-        <w:t>A rendszer ellenőrzi, hogy a bejelentkezett felhasználó adminisztrátori jogosultsággal rendelkezik-e.</w:t>
-      </w:r>
-    </w:p>
-    <w:p>
-      <w:pPr>
-        <w:pStyle w:val="Szmozottlista2"/>
-        <w:spacing w:after="40"/>
-      </w:pPr>
-      <w:r>
-        <w:t>Jogosultság esetén betölti a kezelhető felhasználói és rendszerszintű adatokat.</w:t>
-      </w:r>
-    </w:p>
-    <w:p>
-      <w:pPr>
-        <w:pStyle w:val="Szmozottlista2"/>
-        <w:spacing w:after="40"/>
-      </w:pPr>
-      <w:r>
-        <w:t>A módosításokat validálja.</w:t>
-      </w:r>
-    </w:p>
-    <w:p>
-      <w:pPr>
-        <w:pStyle w:val="Szmozottlista2"/>
-        <w:spacing w:after="40"/>
-      </w:pPr>
-      <w:r>
-        <w:t>Sikeres ellenőrzés után elmenti a módosított adatokat.</w:t>
-      </w:r>
-    </w:p>
-    <w:p>
-      <w:pPr>
-        <w:pStyle w:val="Szmozottlista2"/>
-        <w:spacing w:after="40"/>
-      </w:pPr>
-      <w:r>
-        <w:t>A kliens frissíti az adminisztrációs felületet.</w:t>
+        <w:t xml:space="preserve">Eljárás:</w:t>
+      </w:r>
+    </w:p>
+    <w:p>
+      <w:pPr>
+        <w:pStyle w:val="Szmozottlista2"/>
+        <w:numPr>
+          <w:ilvl w:val="0"/>
+          <w:numId w:val="35"/>
+        </w:numPr>
+        <w:spacing w:after="40"/>
+      </w:pPr>
+      <w:r>
+        <w:t xml:space="preserve">A rendszer ellenőrzi, hogy a felhasználó rendelkezik-e a projektben a művelethez szükséges jogosultsággal (pl. project.task.create).</w:t>
+      </w:r>
+    </w:p>
+    <w:p>
+      <w:pPr>
+        <w:pStyle w:val="Szmozottlista2"/>
+        <w:numPr>
+          <w:ilvl w:val="0"/>
+          <w:numId w:val="35"/>
+        </w:numPr>
+        <w:spacing w:after="40"/>
+      </w:pPr>
+      <w:r>
+        <w:t xml:space="preserve">Létrehozáskor ellenőrzi a kötelező adatokat; alapértelmezett állapot: tervezés alatt (1), prioritás: közepes (2); a created_by a bejelentkezett felhasználó.</w:t>
+      </w:r>
+    </w:p>
+    <w:p>
+      <w:pPr>
+        <w:pStyle w:val="Szmozottlista2"/>
+        <w:numPr>
+          <w:ilvl w:val="0"/>
+          <w:numId w:val="35"/>
+        </w:numPr>
+        <w:spacing w:after="40"/>
+      </w:pPr>
+      <w:r>
+        <w:t xml:space="preserve">Felelős megadásakor ellenőrzi, hogy a felhasználó tagja-e a projektnek; szerepkörre kihirdetett feladatnál a szerepkörnek léteznie kell.</w:t>
+      </w:r>
+    </w:p>
+    <w:p>
+      <w:pPr>
+        <w:pStyle w:val="Szmozottlista2"/>
+        <w:numPr>
+          <w:ilvl w:val="0"/>
+          <w:numId w:val="35"/>
+        </w:numPr>
+        <w:spacing w:after="40"/>
+      </w:pPr>
+      <w:r>
+        <w:t xml:space="preserve">Lefoglaláskor a rendszer ellenőrzi, hogy a feladat szabad-e és a felhasználó rendelkezik-e a kihirdetett szerepkörrel; ezután az assignee_user_id kitöltődik.</w:t>
+      </w:r>
+    </w:p>
+    <w:p>
+      <w:pPr>
+        <w:pStyle w:val="Szmozottlista2"/>
+        <w:numPr>
+          <w:ilvl w:val="0"/>
+          <w:numId w:val="35"/>
+        </w:numPr>
+        <w:spacing w:after="40"/>
+      </w:pPr>
+      <w:r>
+        <w:t xml:space="preserve">Módosításkor a rendszer frissíti az érintett rekordot (az updated_at automatikusan frissül); állapotváltáskor az új állapot kerül mentésre.</w:t>
+      </w:r>
+    </w:p>
+    <w:p>
+      <w:pPr>
+        <w:pStyle w:val="Szmozottlista2"/>
+        <w:numPr>
+          <w:ilvl w:val="0"/>
+          <w:numId w:val="35"/>
+        </w:numPr>
+        <w:spacing w:after="40"/>
+      </w:pPr>
+      <w:r>
+        <w:t xml:space="preserve">Címke társításakor ellenőrzi, hogy a címke ugyanahhoz a projekthez tartozik, majd létrehozza a project_task_label rekordot.</w:t>
+      </w:r>
+    </w:p>
+    <w:p>
+      <w:pPr>
+        <w:pStyle w:val="Szmozottlista2"/>
+        <w:numPr>
+          <w:ilvl w:val="0"/>
+          <w:numId w:val="35"/>
+        </w:numPr>
+        <w:spacing w:after="40"/>
+      </w:pPr>
+      <w:r>
+        <w:t xml:space="preserve">Minden lényeges változásról (létrehozás, állapot-, felelős-, prioritás-, határidőváltozás, komment) bejegyzés készül a project_activity_log táblába az action kóddal és a részletekkel (JSON).</w:t>
+      </w:r>
+    </w:p>
+    <w:p>
+      <w:pPr>
+        <w:pStyle w:val="Szmozottlista2"/>
+        <w:numPr>
+          <w:ilvl w:val="0"/>
+          <w:numId w:val="35"/>
+        </w:numPr>
+        <w:spacing w:after="40"/>
+      </w:pPr>
+      <w:r>
+        <w:t xml:space="preserve">A felelős felhasználó értesítést kap (user_notification) a hozzárendelésről és az állapotváltozásokról.</w:t>
+      </w:r>
+    </w:p>
+    <w:p>
+      <w:pPr>
+        <w:pStyle w:val="Szmozottlista2"/>
+        <w:numPr>
+          <w:ilvl w:val="0"/>
+          <w:numId w:val="35"/>
+        </w:numPr>
+        <w:spacing w:after="40"/>
+      </w:pPr>
+      <w:r>
+        <w:t xml:space="preserve">Törléskor a hozzá tartozó kommentek, címke-társítások kerülnek törlésre; a naplóbejegyzések a feladat nélkül is megmaradhatnak.</w:t>
+      </w:r>
+    </w:p>
+    <w:p>
+      <w:pPr>
+        <w:pStyle w:val="Szmozottlista2"/>
+        <w:numPr>
+          <w:ilvl w:val="0"/>
+          <w:numId w:val="35"/>
+        </w:numPr>
+        <w:spacing w:after="40"/>
+      </w:pPr>
+      <w:r>
+        <w:t xml:space="preserve">A kliens a sikeres művelet után frissíti a megjelenített adatokat.</w:t>
+      </w:r>
+    </w:p>
+    <w:p>
+      <w:pPr>
+        <w:pStyle w:val="OkligonHeading1"/>
+      </w:pPr>
+      <w:r>
+        <w:t xml:space="preserve">9. Címkealapú tárhely- és fájlkezelés</w:t>
+      </w:r>
+    </w:p>
+    <w:p>
+      <w:pPr>
+        <w:pStyle w:val="Felsorols"/>
+        <w:spacing w:after="40"/>
+      </w:pPr>
+      <w:r>
+        <w:rPr>
+          <w:b/>
+        </w:rPr>
+        <w:t xml:space="preserve">Cél: </w:t>
+      </w:r>
+      <w:r>
+        <w:t xml:space="preserve">Fájlok és mappák biztonságos tárolása, megosztása és címkékkel történő rendszerezése szerepkör-alapú hozzáféréssel és kvótakezeléssel.</w:t>
+      </w:r>
+    </w:p>
+    <w:p>
+      <w:pPr>
+        <w:pStyle w:val="Felsorols"/>
+        <w:spacing w:after="40"/>
+      </w:pPr>
+      <w:r>
+        <w:t xml:space="preserve">UI Interakció:</w:t>
+      </w:r>
+    </w:p>
+    <w:p>
+      <w:pPr>
+        <w:pStyle w:val="Szmozottlista2"/>
+        <w:numPr>
+          <w:ilvl w:val="0"/>
+          <w:numId w:val="36"/>
+        </w:numPr>
+        <w:spacing w:after="40"/>
+      </w:pPr>
+      <w:r>
+        <w:t xml:space="preserve">A felhasználó kiválasztja a munkaterületet (és szükség esetén a projektet), majd mappát hoz létre vagy fájlt tölt fel.</w:t>
+      </w:r>
+    </w:p>
+    <w:p>
+      <w:pPr>
+        <w:pStyle w:val="Szmozottlista2"/>
+        <w:numPr>
+          <w:ilvl w:val="0"/>
+          <w:numId w:val="36"/>
+        </w:numPr>
+        <w:spacing w:after="40"/>
+      </w:pPr>
+      <w:r>
+        <w:t xml:space="preserve">A fájlokhoz és mappákhoz címkék adhatók, amelyek segítik a keresést és szűrést.</w:t>
+      </w:r>
+    </w:p>
+    <w:p>
+      <w:pPr>
+        <w:pStyle w:val="Szmozottlista2"/>
+        <w:numPr>
+          <w:ilvl w:val="0"/>
+          <w:numId w:val="36"/>
+        </w:numPr>
+        <w:spacing w:after="40"/>
+      </w:pPr>
+      <w:r>
+        <w:t xml:space="preserve">A felhasználó megadhatja, mely szerepkörök férhetnek hozzá az adott elemhez.</w:t>
+      </w:r>
+    </w:p>
+    <w:p>
+      <w:pPr>
+        <w:pStyle w:val="Szmozottlista2"/>
+        <w:numPr>
+          <w:ilvl w:val="0"/>
+          <w:numId w:val="36"/>
+        </w:numPr>
+        <w:spacing w:after="40"/>
+      </w:pPr>
+      <w:r>
+        <w:t xml:space="preserve">A rendszer a jogosultság alapján csak a hozzáférhető elemeket listázza; a fájlok letölthetők, átnevezhetők és áthelyezhetők.</w:t>
+      </w:r>
+    </w:p>
+    <w:p>
+      <w:pPr>
+        <w:pStyle w:val="Szmozottlista2"/>
+        <w:numPr>
+          <w:ilvl w:val="0"/>
+          <w:numId w:val="36"/>
+        </w:numPr>
+        <w:spacing w:after="40"/>
+      </w:pPr>
+      <w:r>
+        <w:t xml:space="preserve">Telt tárhely esetén a feltöltés hibaüzenetet kap.</w:t>
+      </w:r>
+    </w:p>
+    <w:p>
+      <w:pPr>
+        <w:spacing w:after="40"/>
+      </w:pPr>
+      <w:r>
+        <w:rPr>
+          <w:b/>
+        </w:rPr>
+        <w:t xml:space="preserve">Bemenet: </w:t>
+      </w:r>
+      <w:r>
+        <w:t xml:space="preserve">user_id, workspace_id, project_id, parent_id, fájl vagy mappanév, címkék, szerepkör-azonosítók</w:t>
+      </w:r>
+    </w:p>
+    <w:p>
+      <w:pPr>
+        <w:spacing w:after="40"/>
+      </w:pPr>
+      <w:r>
+        <w:rPr>
+          <w:b/>
+        </w:rPr>
+        <w:t xml:space="preserve">Kimenet: </w:t>
+      </w:r>
+      <w:r>
+        <w:t xml:space="preserve">storage_node objektum, címkék, hozzáférő szerepkörök és műveleti státusz</w:t>
+      </w:r>
+    </w:p>
+    <w:p>
+      <w:pPr>
+        <w:spacing w:after="40"/>
+      </w:pPr>
+      <w:r>
+        <w:rPr>
+          <w:b/>
+        </w:rPr>
+        <w:t xml:space="preserve">UI kimenet: </w:t>
+      </w:r>
+      <w:r>
+        <w:t xml:space="preserve">fájl- és mappalista, címkék, sikeres vagy sikertelen művelet üzenete</w:t>
+      </w:r>
+    </w:p>
+    <w:p>
+      <w:pPr>
+        <w:pStyle w:val="Felsorols"/>
+        <w:spacing w:after="40"/>
+      </w:pPr>
+      <w:r>
+        <w:t xml:space="preserve">Eljárás:</w:t>
+      </w:r>
+    </w:p>
+    <w:p>
+      <w:pPr>
+        <w:pStyle w:val="Szmozottlista2"/>
+        <w:numPr>
+          <w:ilvl w:val="0"/>
+          <w:numId w:val="37"/>
+        </w:numPr>
+        <w:spacing w:after="40"/>
+      </w:pPr>
+      <w:r>
+        <w:t xml:space="preserve">A rendszer azonosítja a bejelentkezett felhasználót, és ellenőrzi a munkaterületi / projekt szintű jogosultságait.</w:t>
+      </w:r>
+    </w:p>
+    <w:p>
+      <w:pPr>
+        <w:pStyle w:val="Szmozottlista2"/>
+        <w:numPr>
+          <w:ilvl w:val="0"/>
+          <w:numId w:val="37"/>
+        </w:numPr>
+        <w:spacing w:after="40"/>
+      </w:pPr>
+      <w:r>
+        <w:t xml:space="preserve">Feltöltés előtt ellenőrzi, hogy a munkaterület tárhelykvótája (storage_quota_bytes) elegendő-e a fájl méretéhez; ha nem, a művelet elutasításra kerül.</w:t>
+      </w:r>
+    </w:p>
+    <w:p>
+      <w:pPr>
+        <w:pStyle w:val="Szmozottlista2"/>
+        <w:numPr>
+          <w:ilvl w:val="0"/>
+          <w:numId w:val="37"/>
+        </w:numPr>
+        <w:spacing w:after="40"/>
+      </w:pPr>
+      <w:r>
+        <w:t xml:space="preserve">Engedélyezett művelet esetén a fájl a háttértárra kerül, a storage_node rekord pedig elmenti a nevet, típust, MIME típust, storage_path-ot, méretet, létrehozót és a szülőmappát (parent_id).</w:t>
+      </w:r>
+    </w:p>
+    <w:p>
+      <w:pPr>
+        <w:pStyle w:val="Szmozottlista2"/>
+        <w:numPr>
+          <w:ilvl w:val="0"/>
+          <w:numId w:val="37"/>
+        </w:numPr>
+        <w:spacing w:after="40"/>
+      </w:pPr>
+      <w:r>
+        <w:t xml:space="preserve">A címkék a storage_node_label táblában, szöveges felirattal tárolódnak; a fájlok címke és név alapján szűrhetők.</w:t>
+      </w:r>
+    </w:p>
+    <w:p>
+      <w:pPr>
+        <w:pStyle w:val="Szmozottlista2"/>
+        <w:numPr>
+          <w:ilvl w:val="0"/>
+          <w:numId w:val="37"/>
+        </w:numPr>
+        <w:spacing w:after="40"/>
+      </w:pPr>
+      <w:r>
+        <w:t xml:space="preserve">A hozzáférés szerepkörökhöz kötött: ha az elemhez tartozik storage_node_role bejegyzés, azt csak az ott szereplő szerepkörű tagok (és a szükséges jogosultsággal rendelkezők) érhetik el; a mappa beállítása a tartalmára is érvényes.</w:t>
+      </w:r>
+    </w:p>
+    <w:p>
+      <w:pPr>
+        <w:pStyle w:val="Szmozottlista2"/>
+        <w:numPr>
+          <w:ilvl w:val="0"/>
+          <w:numId w:val="37"/>
+        </w:numPr>
+        <w:spacing w:after="40"/>
+      </w:pPr>
+      <w:r>
+        <w:t xml:space="preserve">Átnevezéskor és áthelyezéskor a rendszer frissíti a nevet és a parent_id-t, az updated_by pedig a módosító felhasználó lesz; áthelyezésnél megakadályozza, hogy egy mappa saját almappájába kerüljön.</w:t>
+      </w:r>
+    </w:p>
+    <w:p>
+      <w:pPr>
+        <w:pStyle w:val="Szmozottlista2"/>
+        <w:numPr>
+          <w:ilvl w:val="0"/>
+          <w:numId w:val="37"/>
+        </w:numPr>
+        <w:spacing w:after="40"/>
+      </w:pPr>
+      <w:r>
+        <w:t xml:space="preserve">Törléskor a rendszer ellenőrzi a jogosultságot, törli a fájlt a háttértárról és a rekordot az adatbázisból; mappa törlésekor a tartalma is törlődik, a felszabaduló méret pedig visszaszámítódik a kvótából.</w:t>
+      </w:r>
+    </w:p>
+    <w:p>
+      <w:pPr>
+        <w:pStyle w:val="Szmozottlista2"/>
+        <w:numPr>
+          <w:ilvl w:val="0"/>
+          <w:numId w:val="37"/>
+        </w:numPr>
+        <w:spacing w:after="40"/>
+      </w:pPr>
+      <w:r>
+        <w:t xml:space="preserve">A csevegésben csatolt fájlok storage_node-ra hivatkozhatnak, így ugyanazok a hozzáférési szabályok vonatkoznak rájuk.</w:t>
+      </w:r>
+    </w:p>
+    <w:p>
+      <w:pPr>
+        <w:pStyle w:val="OkligonHeading1"/>
+      </w:pPr>
+      <w:r>
+        <w:t xml:space="preserve">10. Csevegés (Chat)</w:t>
+      </w:r>
+    </w:p>
+    <w:p>
+      <w:pPr>
+        <w:pStyle w:val="Felsorols"/>
+        <w:spacing w:after="40"/>
+      </w:pPr>
+      <w:r>
+        <w:rPr>
+          <w:b/>
+        </w:rPr>
+        <w:t xml:space="preserve">Cél: </w:t>
+      </w:r>
+      <w:r>
+        <w:t xml:space="preserve">Valós idejű kommunikáció a munkaterület tagjai között közvetlen, csoportos és projektcsatornás szobákban, szálakkal és mellékletekkel.</w:t>
+      </w:r>
+    </w:p>
+    <w:p>
+      <w:pPr>
+        <w:pStyle w:val="Felsorols"/>
+        <w:spacing w:after="40"/>
+      </w:pPr>
+      <w:r>
+        <w:t xml:space="preserve">UI Interakció:</w:t>
+      </w:r>
+    </w:p>
+    <w:p>
+      <w:pPr>
+        <w:pStyle w:val="Szmozottlista2"/>
+        <w:numPr>
+          <w:ilvl w:val="0"/>
+          <w:numId w:val="38"/>
+        </w:numPr>
+        <w:spacing w:after="40"/>
+      </w:pPr>
+      <w:r>
+        <w:t xml:space="preserve">A felhasználó megnyitja a csevegést, és látja a számára elérhető szobákat.</w:t>
+      </w:r>
+    </w:p>
+    <w:p>
+      <w:pPr>
+        <w:pStyle w:val="Szmozottlista2"/>
+        <w:numPr>
+          <w:ilvl w:val="0"/>
+          <w:numId w:val="38"/>
+        </w:numPr>
+        <w:spacing w:after="40"/>
+      </w:pPr>
+      <w:r>
+        <w:t xml:space="preserve">Új közvetlen vagy csoportos szobát hozhat létre, a projektekhez projektcsatorna tartozhat.</w:t>
+      </w:r>
+    </w:p>
+    <w:p>
+      <w:pPr>
+        <w:pStyle w:val="Szmozottlista2"/>
+        <w:numPr>
+          <w:ilvl w:val="0"/>
+          <w:numId w:val="38"/>
+        </w:numPr>
+        <w:spacing w:after="40"/>
+      </w:pPr>
+      <w:r>
+        <w:t xml:space="preserve">Üzenetet küld, válaszol egy üzenetre (szál), és fájlt csatol a tárhelyből vagy feltöltéssel.</w:t>
+      </w:r>
+    </w:p>
+    <w:p>
+      <w:pPr>
+        <w:pStyle w:val="Szmozottlista2"/>
+        <w:numPr>
+          <w:ilvl w:val="0"/>
+          <w:numId w:val="38"/>
+        </w:numPr>
+        <w:spacing w:after="40"/>
+      </w:pPr>
+      <w:r>
+        <w:t xml:space="preserve">Az új üzenetek valós időben jelennek meg, a régebbiek lapozással tölthetők be.</w:t>
+      </w:r>
+    </w:p>
+    <w:p>
+      <w:pPr>
+        <w:spacing w:after="40"/>
+      </w:pPr>
+      <w:r>
+        <w:rPr>
+          <w:b/>
+        </w:rPr>
+        <w:t xml:space="preserve">Bemenet: </w:t>
+      </w:r>
+      <w:r>
+        <w:t xml:space="preserve">workspace_id, project_id, room adatok (name, type, is_private), tagok, message_text, parent_id, mellékletek</w:t>
+      </w:r>
+    </w:p>
+    <w:p>
+      <w:pPr>
+        <w:spacing w:after="40"/>
+      </w:pPr>
+      <w:r>
+        <w:rPr>
+          <w:b/>
+        </w:rPr>
+        <w:t xml:space="preserve">Kimenet: </w:t>
+      </w:r>
+      <w:r>
+        <w:t xml:space="preserve">chat_room, chat_message és chat_message_attachment objektumok</w:t>
+      </w:r>
+    </w:p>
+    <w:p>
+      <w:pPr>
+        <w:spacing w:after="40"/>
+      </w:pPr>
+      <w:r>
+        <w:rPr>
+          <w:b/>
+        </w:rPr>
+        <w:t xml:space="preserve">UI kimenet: </w:t>
+      </w:r>
+      <w:r>
+        <w:t xml:space="preserve">szobalista, üzenetfolyam, szálak és mellékletek</w:t>
+      </w:r>
+    </w:p>
+    <w:p>
+      <w:pPr>
+        <w:pStyle w:val="Felsorols"/>
+        <w:spacing w:after="40"/>
+      </w:pPr>
+      <w:r>
+        <w:t xml:space="preserve">Eljárás:</w:t>
+      </w:r>
+    </w:p>
+    <w:p>
+      <w:pPr>
+        <w:pStyle w:val="Szmozottlista2"/>
+        <w:numPr>
+          <w:ilvl w:val="0"/>
+          <w:numId w:val="39"/>
+        </w:numPr>
+        <w:spacing w:after="40"/>
+      </w:pPr>
+      <w:r>
+        <w:t xml:space="preserve">A rendszer ellenőrzi, hogy a felhasználó tagja-e a munkaterületnek (projektcsatornánál a projektnek is).</w:t>
+      </w:r>
+    </w:p>
+    <w:p>
+      <w:pPr>
+        <w:pStyle w:val="Szmozottlista2"/>
+        <w:numPr>
+          <w:ilvl w:val="0"/>
+          <w:numId w:val="39"/>
+        </w:numPr>
+        <w:spacing w:after="40"/>
+      </w:pPr>
+      <w:r>
+        <w:t xml:space="preserve">Szoba létrehozásakor a típus alapján (1 = direct, 2 = group, 3 = project_channel) létrejön a chat_room rekord és a tagok chat_room_member bejegyzései; közvetlen szobánál már létező szoba esetén azt adja vissza.</w:t>
+      </w:r>
+    </w:p>
+    <w:p>
+      <w:pPr>
+        <w:pStyle w:val="Szmozottlista2"/>
+        <w:numPr>
+          <w:ilvl w:val="0"/>
+          <w:numId w:val="39"/>
+        </w:numPr>
+        <w:spacing w:after="40"/>
+      </w:pPr>
+      <w:r>
+        <w:t xml:space="preserve">Privát szobát csak a tagok látják; nyilvános szobához a munkaterület (vagy a projekt) tagjai csatlakozhatnak.</w:t>
+      </w:r>
+    </w:p>
+    <w:p>
+      <w:pPr>
+        <w:pStyle w:val="Szmozottlista2"/>
+        <w:numPr>
+          <w:ilvl w:val="0"/>
+          <w:numId w:val="39"/>
+        </w:numPr>
+        <w:spacing w:after="40"/>
+      </w:pPr>
+      <w:r>
+        <w:t xml:space="preserve">Üzenetküldéskor ellenőrzi a szobatagságot, majd menti a chat_message rekordot (sender_id, message_text, opcionális parent_id a szálhoz).</w:t>
+      </w:r>
+    </w:p>
+    <w:p>
+      <w:pPr>
+        <w:pStyle w:val="Szmozottlista2"/>
+        <w:numPr>
+          <w:ilvl w:val="0"/>
+          <w:numId w:val="39"/>
+        </w:numPr>
+        <w:spacing w:after="40"/>
+      </w:pPr>
+      <w:r>
+        <w:t xml:space="preserve">Csatolmánynál a chat_message_attachment rekord a file_name és file_url mellett a storage_node_id-ra is hivatkozhat; tárhelyfájl csatolásánál a küldő hozzáférését is ellenőrzi.</w:t>
+      </w:r>
+    </w:p>
+    <w:p>
+      <w:pPr>
+        <w:pStyle w:val="Szmozottlista2"/>
+        <w:numPr>
+          <w:ilvl w:val="0"/>
+          <w:numId w:val="39"/>
+        </w:numPr>
+        <w:spacing w:after="40"/>
+      </w:pPr>
+      <w:r>
+        <w:t xml:space="preserve">Az üzenetet a rendszer valós időben (WebSocket) továbbítja a szoba tagjainak; kapcsolat hiányában a REST végpont szolgál tartalékként.</w:t>
+      </w:r>
+    </w:p>
+    <w:p>
+      <w:pPr>
+        <w:pStyle w:val="Szmozottlista2"/>
+        <w:numPr>
+          <w:ilvl w:val="0"/>
+          <w:numId w:val="39"/>
+        </w:numPr>
+        <w:spacing w:after="40"/>
+      </w:pPr>
+      <w:r>
+        <w:t xml:space="preserve">Üzenetek lekérésekor a beforeMessageId alapján lapoz visszafelé; törölt felhasználó üzeneteinél a feladó megjelenítése nélkül marad az üzenet.</w:t>
+      </w:r>
+    </w:p>
+    <w:p>
+      <w:pPr>
+        <w:pStyle w:val="Szmozottlista2"/>
+        <w:numPr>
+          <w:ilvl w:val="0"/>
+          <w:numId w:val="39"/>
+        </w:numPr>
+        <w:spacing w:after="40"/>
+      </w:pPr>
+      <w:r>
+        <w:t xml:space="preserve">Új üzenetről a nem aktív tagok értesítést kaphatnak.</w:t>
+      </w:r>
+    </w:p>
+    <w:p>
+      <w:pPr>
+        <w:pStyle w:val="OkligonHeading1"/>
+      </w:pPr>
+      <w:r>
+        <w:t xml:space="preserve">11. Naptár és határidők kezelése</w:t>
+      </w:r>
+    </w:p>
+    <w:p>
+      <w:pPr>
+        <w:pStyle w:val="Felsorols"/>
+        <w:spacing w:after="40"/>
+      </w:pPr>
+      <w:r>
+        <w:rPr>
+          <w:b/>
+        </w:rPr>
+        <w:t xml:space="preserve">Cél: </w:t>
+      </w:r>
+      <w:r>
+        <w:t xml:space="preserve">Az események, a feladatok és a projektek határidejének időbeli megjelenítése és kezelése.</w:t>
+      </w:r>
+    </w:p>
+    <w:p>
+      <w:pPr>
+        <w:pStyle w:val="Felsorols"/>
+        <w:spacing w:after="40"/>
+      </w:pPr>
+      <w:r>
+        <w:t xml:space="preserve">UI Interakció:</w:t>
+      </w:r>
+    </w:p>
+    <w:p>
+      <w:pPr>
+        <w:pStyle w:val="Szmozottlista2"/>
+        <w:numPr>
+          <w:ilvl w:val="0"/>
+          <w:numId w:val="40"/>
+        </w:numPr>
+        <w:spacing w:after="40"/>
+      </w:pPr>
+      <w:r>
+        <w:t xml:space="preserve">A felhasználó megnyitja a naptár modult, és havi vagy heti nézetben látja az eseményeket és a határidőket.</w:t>
+      </w:r>
+    </w:p>
+    <w:p>
+      <w:pPr>
+        <w:pStyle w:val="Szmozottlista2"/>
+        <w:numPr>
+          <w:ilvl w:val="0"/>
+          <w:numId w:val="40"/>
+        </w:numPr>
+        <w:spacing w:after="40"/>
+      </w:pPr>
+      <w:r>
+        <w:t xml:space="preserve">Új eseményt hozhat létre címmel, leírással, helyszínnel, kezdéssel, befejezéssel, vagy egész napos eseményként; az esemény projekthez köthető.</w:t>
+      </w:r>
+    </w:p>
+    <w:p>
+      <w:pPr>
+        <w:pStyle w:val="Szmozottlista2"/>
+        <w:numPr>
+          <w:ilvl w:val="0"/>
+          <w:numId w:val="40"/>
+        </w:numPr>
+        <w:spacing w:after="40"/>
+      </w:pPr>
+      <w:r>
+        <w:t xml:space="preserve">A feladatok és projektek határidői külön jelölt elemként jelennek meg.</w:t>
+      </w:r>
+    </w:p>
+    <w:p>
+      <w:pPr>
+        <w:pStyle w:val="Szmozottlista2"/>
+        <w:numPr>
+          <w:ilvl w:val="0"/>
+          <w:numId w:val="40"/>
+        </w:numPr>
+        <w:spacing w:after="40"/>
+      </w:pPr>
+      <w:r>
+        <w:t xml:space="preserve">Egy naptári elem kiválasztásakor megjeleníthetők a részletek, innen az esemény módosítható vagy törölhető.</w:t>
+      </w:r>
+    </w:p>
+    <w:p>
+      <w:pPr>
+        <w:spacing w:after="40"/>
+      </w:pPr>
+      <w:r>
+        <w:rPr>
+          <w:b/>
+        </w:rPr>
+        <w:t xml:space="preserve">Bemenet: </w:t>
+      </w:r>
+      <w:r>
+        <w:t xml:space="preserve">user_id, kezdő és záró dátum, project_id, esemény adatai (title, description, location, start_time, end_time, is_all_day)</w:t>
+      </w:r>
+    </w:p>
+    <w:p>
+      <w:pPr>
+        <w:spacing w:after="40"/>
+      </w:pPr>
+      <w:r>
+        <w:rPr>
+          <w:b/>
+        </w:rPr>
+        <w:t xml:space="preserve">Kimenet: </w:t>
+      </w:r>
+      <w:r>
+        <w:t xml:space="preserve">dátum szerint rendezett naptári események és határidők</w:t>
+      </w:r>
+    </w:p>
+    <w:p>
+      <w:pPr>
+        <w:spacing w:after="40"/>
+      </w:pPr>
+      <w:r>
+        <w:rPr>
+          <w:b/>
+        </w:rPr>
+        <w:t xml:space="preserve">UI kimenet: </w:t>
+      </w:r>
+      <w:r>
+        <w:t xml:space="preserve">naptárnézet az eseményekkel, feladat- és projekthatáridőkkel</w:t>
+      </w:r>
+    </w:p>
+    <w:p>
+      <w:pPr>
+        <w:pStyle w:val="Felsorols"/>
+        <w:spacing w:after="40"/>
+      </w:pPr>
+      <w:r>
+        <w:t xml:space="preserve">Eljárás:</w:t>
+      </w:r>
+    </w:p>
+    <w:p>
+      <w:pPr>
+        <w:pStyle w:val="Szmozottlista2"/>
+        <w:numPr>
+          <w:ilvl w:val="0"/>
+          <w:numId w:val="41"/>
+        </w:numPr>
+        <w:spacing w:after="40"/>
+      </w:pPr>
+      <w:r>
+        <w:t xml:space="preserve">A rendszer azonosítja a bejelentkezett felhasználót, és meghatározza, mely projektekhez fér hozzá.</w:t>
+      </w:r>
+    </w:p>
+    <w:p>
+      <w:pPr>
+        <w:pStyle w:val="Szmozottlista2"/>
+        <w:numPr>
+          <w:ilvl w:val="0"/>
+          <w:numId w:val="41"/>
+        </w:numPr>
+        <w:spacing w:after="40"/>
+      </w:pPr>
+      <w:r>
+        <w:t xml:space="preserve">Lekéri a megadott időszakba eső calendar_event rekordokat (a projekt nélküli saját eseményeket és a hozzáférhető projektek eseményeit).</w:t>
+      </w:r>
+    </w:p>
+    <w:p>
+      <w:pPr>
+        <w:pStyle w:val="Szmozottlista2"/>
+        <w:numPr>
+          <w:ilvl w:val="0"/>
+          <w:numId w:val="41"/>
+        </w:numPr>
+        <w:spacing w:after="40"/>
+      </w:pPr>
+      <w:r>
+        <w:t xml:space="preserve">Lekéri azokat a feladatokat és projekteket, amelyeknek a határideje (due_date, deadline) az időszakba esik, és amelyekhez a felhasználónak hozzáférése van.</w:t>
+      </w:r>
+    </w:p>
+    <w:p>
+      <w:pPr>
+        <w:pStyle w:val="Szmozottlista2"/>
+        <w:numPr>
+          <w:ilvl w:val="0"/>
+          <w:numId w:val="41"/>
+        </w:numPr>
+        <w:spacing w:after="40"/>
+      </w:pPr>
+      <w:r>
+        <w:t xml:space="preserve">Eseménylétrehozáskor ellenőrzi, hogy a befejezés nem előzi meg a kezdést, és hogy projekthez kötött esemény esetén a felhasználónak van jogosultsága.</w:t>
+      </w:r>
+    </w:p>
+    <w:p>
+      <w:pPr>
+        <w:pStyle w:val="Szmozottlista2"/>
+        <w:numPr>
+          <w:ilvl w:val="0"/>
+          <w:numId w:val="41"/>
+        </w:numPr>
+        <w:spacing w:after="40"/>
+      </w:pPr>
+      <w:r>
+        <w:t xml:space="preserve">A kliens az összegyűjtött adatokat napok szerint csoportosítva, naptári nézetben jeleníti meg.</w:t>
+      </w:r>
+    </w:p>
+    <w:p>
+      <w:pPr>
+        <w:pStyle w:val="OkligonHeading1"/>
+      </w:pPr>
+      <w:r>
+        <w:t xml:space="preserve">12. Értesítések</w:t>
+      </w:r>
+    </w:p>
+    <w:p>
+      <w:pPr>
+        <w:pStyle w:val="Felsorols"/>
+        <w:spacing w:after="40"/>
+      </w:pPr>
+      <w:r>
+        <w:rPr>
+          <w:b/>
+        </w:rPr>
+        <w:t xml:space="preserve">Cél: </w:t>
+      </w:r>
+      <w:r>
+        <w:t xml:space="preserve">A felhasználó időben értesüljön a számára fontos eseményekről (meghívó, feladat-hozzárendelés, állapotváltozás, komment).</w:t>
+      </w:r>
+    </w:p>
+    <w:p>
+      <w:pPr>
+        <w:pStyle w:val="Felsorols"/>
+        <w:spacing w:after="40"/>
+      </w:pPr>
+      <w:r>
+        <w:t xml:space="preserve">UI Interakció:</w:t>
+      </w:r>
+    </w:p>
+    <w:p>
+      <w:pPr>
+        <w:pStyle w:val="Szmozottlista2"/>
+        <w:numPr>
+          <w:ilvl w:val="0"/>
+          <w:numId w:val="42"/>
+        </w:numPr>
+        <w:spacing w:after="40"/>
+      </w:pPr>
+      <w:r>
+        <w:t xml:space="preserve">A felhasználó az értesítési ikonon látja az olvasatlan értesítések számát.</w:t>
+      </w:r>
+    </w:p>
+    <w:p>
+      <w:pPr>
+        <w:pStyle w:val="Szmozottlista2"/>
+        <w:numPr>
+          <w:ilvl w:val="0"/>
+          <w:numId w:val="42"/>
+        </w:numPr>
+        <w:spacing w:after="40"/>
+      </w:pPr>
+      <w:r>
+        <w:t xml:space="preserve">Az értesítéslista megnyitásakor a legfrissebb értesítések jelennek meg lapozva.</w:t>
+      </w:r>
+    </w:p>
+    <w:p>
+      <w:pPr>
+        <w:pStyle w:val="Szmozottlista2"/>
+        <w:numPr>
+          <w:ilvl w:val="0"/>
+          <w:numId w:val="42"/>
+        </w:numPr>
+        <w:spacing w:after="40"/>
+      </w:pPr>
+      <w:r>
+        <w:t xml:space="preserve">Az értesítés olvasottá jelölhető egyenként vagy egyszerre, illetve törölhető.</w:t>
+      </w:r>
+    </w:p>
+    <w:p>
+      <w:pPr>
+        <w:spacing w:after="40"/>
+      </w:pPr>
+      <w:r>
+        <w:rPr>
+          <w:b/>
+        </w:rPr>
+        <w:t xml:space="preserve">Bemenet: </w:t>
+      </w:r>
+      <w:r>
+        <w:t xml:space="preserve">user_id, esemény típusa és adatai, notification id</w:t>
+      </w:r>
+    </w:p>
+    <w:p>
+      <w:pPr>
+        <w:spacing w:after="40"/>
+      </w:pPr>
+      <w:r>
+        <w:rPr>
+          <w:b/>
+        </w:rPr>
+        <w:t xml:space="preserve">Kimenet: </w:t>
+      </w:r>
+      <w:r>
+        <w:t xml:space="preserve">user_notification objektumok, olvasatlan számláló</w:t>
+      </w:r>
+    </w:p>
+    <w:p>
+      <w:pPr>
+        <w:spacing w:after="40"/>
+      </w:pPr>
+      <w:r>
+        <w:rPr>
+          <w:b/>
+        </w:rPr>
+        <w:t xml:space="preserve">UI kimenet: </w:t>
+      </w:r>
+      <w:r>
+        <w:t xml:space="preserve">értesítési ikon számlálóval és értesítéslista</w:t>
+      </w:r>
+    </w:p>
+    <w:p>
+      <w:pPr>
+        <w:pStyle w:val="Felsorols"/>
+        <w:spacing w:after="40"/>
+      </w:pPr>
+      <w:r>
+        <w:t xml:space="preserve">Eljárás:</w:t>
+      </w:r>
+    </w:p>
+    <w:p>
+      <w:pPr>
+        <w:pStyle w:val="Szmozottlista2"/>
+        <w:numPr>
+          <w:ilvl w:val="0"/>
+          <w:numId w:val="43"/>
+        </w:numPr>
+        <w:spacing w:after="40"/>
+      </w:pPr>
+      <w:r>
+        <w:t xml:space="preserve">A rendszer az események bekövetkezésekor (meghívás, feladat kiosztása, állapotváltozás, komment, határidő közeledte) létrehoz egy user_notification rekordot a címzettnek, rövid szöveggel (content).</w:t>
+      </w:r>
+    </w:p>
+    <w:p>
+      <w:pPr>
+        <w:pStyle w:val="Szmozottlista2"/>
+        <w:numPr>
+          <w:ilvl w:val="0"/>
+          <w:numId w:val="43"/>
+        </w:numPr>
+        <w:spacing w:after="40"/>
+      </w:pPr>
+      <w:r>
+        <w:t xml:space="preserve">A listázás a bejelentkezett felhasználó értesítéseire korlátozódik, az unreadOnly szűrő csak az olvasatlanokat adja vissza.</w:t>
+      </w:r>
+    </w:p>
+    <w:p>
+      <w:pPr>
+        <w:pStyle w:val="Szmozottlista2"/>
+        <w:numPr>
+          <w:ilvl w:val="0"/>
+          <w:numId w:val="43"/>
+        </w:numPr>
+        <w:spacing w:after="40"/>
+      </w:pPr>
+      <w:r>
+        <w:t xml:space="preserve">Olvasottá jelöléskor az is_read értéke igazra áll; az összes olvasottá jelölés a felhasználó minden olvasatlan értesítésére érvényes.</w:t>
+      </w:r>
+    </w:p>
+    <w:p>
+      <w:pPr>
+        <w:pStyle w:val="Szmozottlista2"/>
+        <w:numPr>
+          <w:ilvl w:val="0"/>
+          <w:numId w:val="43"/>
+        </w:numPr>
+        <w:spacing w:after="40"/>
+      </w:pPr>
+      <w:r>
+        <w:t xml:space="preserve">Az olvasatlan számláló az is_read = hamis rekordok száma.</w:t>
+      </w:r>
+    </w:p>
+    <w:p>
+      <w:pPr>
+        <w:pStyle w:val="Szmozottlista2"/>
+        <w:numPr>
+          <w:ilvl w:val="0"/>
+          <w:numId w:val="43"/>
+        </w:numPr>
+        <w:spacing w:after="40"/>
+      </w:pPr>
+      <w:r>
+        <w:t xml:space="preserve">A kliens a számlálót és a listát rendszeres lekérdezéssel vagy valós idejű csatornán frissíti.</w:t>
+      </w:r>
+    </w:p>
+    <w:p>
+      <w:pPr>
+        <w:pStyle w:val="OkligonHeading1"/>
+      </w:pPr>
+      <w:r>
+        <w:t xml:space="preserve">13. Jogosultság- és hozzáférés-ellenőrzés (RBAC)</w:t>
+      </w:r>
+    </w:p>
+    <w:p>
+      <w:pPr>
+        <w:pStyle w:val="Felsorols"/>
+        <w:spacing w:after="40"/>
+      </w:pPr>
+      <w:r>
+        <w:rPr>
+          <w:b/>
+        </w:rPr>
+        <w:t xml:space="preserve">Cél: </w:t>
+      </w:r>
+      <w:r>
+        <w:t xml:space="preserve">Annak biztosítása, hogy a felhasználó csak a szerepkörének és a rendszerben meghatározott jogosultságainak megfelelő műveleteket végezhesse.</w:t>
+      </w:r>
+    </w:p>
+    <w:p>
+      <w:pPr>
+        <w:pStyle w:val="Felsorols"/>
+        <w:spacing w:after="40"/>
+      </w:pPr>
+      <w:r>
+        <w:t xml:space="preserve">UI Interakció:</w:t>
+      </w:r>
+    </w:p>
+    <w:p>
+      <w:pPr>
+        <w:pStyle w:val="Szmozottlista2"/>
+        <w:numPr>
+          <w:ilvl w:val="0"/>
+          <w:numId w:val="44"/>
+        </w:numPr>
+        <w:spacing w:after="40"/>
+      </w:pPr>
+      <w:r>
+        <w:t xml:space="preserve">A felhasználó csak azokat a funkciókat és adatokat látja, amelyekhez hozzáférése van.</w:t>
+      </w:r>
+    </w:p>
+    <w:p>
+      <w:pPr>
+        <w:pStyle w:val="Szmozottlista2"/>
+        <w:numPr>
+          <w:ilvl w:val="0"/>
+          <w:numId w:val="44"/>
+        </w:numPr>
+        <w:spacing w:after="40"/>
+      </w:pPr>
+      <w:r>
+        <w:t xml:space="preserve">Jogosulatlan művelet esetén a rendszer hibaüzenetet jelenít meg.</w:t>
+      </w:r>
+    </w:p>
+    <w:p>
+      <w:pPr>
+        <w:pStyle w:val="Szmozottlista2"/>
+        <w:numPr>
+          <w:ilvl w:val="0"/>
+          <w:numId w:val="44"/>
+        </w:numPr>
+        <w:spacing w:after="40"/>
+      </w:pPr>
+      <w:r>
+        <w:t xml:space="preserve">Jogosult felhasználó szerepköröket hozhat létre és jogosultságokat rendelhet hozzájuk.</w:t>
+      </w:r>
+    </w:p>
+    <w:p>
+      <w:pPr>
+        <w:pStyle w:val="Szmozottlista2"/>
+        <w:numPr>
+          <w:ilvl w:val="0"/>
+          <w:numId w:val="44"/>
+        </w:numPr>
+        <w:spacing w:after="40"/>
+      </w:pPr>
+      <w:r>
+        <w:t xml:space="preserve">A kliens a felhasználó érvényes jogosultságai alapján jeleníti meg vagy rejti el a gombokat és menüpontokat.</w:t>
+      </w:r>
+    </w:p>
+    <w:p>
+      <w:pPr>
+        <w:spacing w:after="40"/>
+      </w:pPr>
+      <w:r>
+        <w:rPr>
+          <w:b/>
+        </w:rPr>
+        <w:t xml:space="preserve">Bemenet: </w:t>
+      </w:r>
+      <w:r>
+        <w:t xml:space="preserve">JWT token, user_id, kért erőforrás (workspace / project / task / fájl), kért művelet</w:t>
+      </w:r>
+    </w:p>
+    <w:p>
+      <w:pPr>
+        <w:spacing w:after="40"/>
+      </w:pPr>
+      <w:r>
+        <w:rPr>
+          <w:b/>
+        </w:rPr>
+        <w:t xml:space="preserve">Kimenet: </w:t>
+      </w:r>
+      <w:r>
+        <w:t xml:space="preserve">engedélyezett vagy megtagadott művelet, a felhasználó érvényes jogosultságainak listája</w:t>
+      </w:r>
+    </w:p>
+    <w:p>
+      <w:pPr>
+        <w:spacing w:after="40"/>
+      </w:pPr>
+      <w:r>
+        <w:rPr>
+          <w:b/>
+        </w:rPr>
+        <w:t xml:space="preserve">UI kimenet: </w:t>
+      </w:r>
+      <w:r>
+        <w:t xml:space="preserve">elérhető funkciók vagy jogosultsági hibaüzenet</w:t>
+      </w:r>
+    </w:p>
+    <w:p>
+      <w:pPr>
+        <w:pStyle w:val="Felsorols"/>
+        <w:spacing w:after="40"/>
+      </w:pPr>
+      <w:r>
+        <w:t xml:space="preserve">Eljárás:</w:t>
+      </w:r>
+    </w:p>
+    <w:p>
+      <w:pPr>
+        <w:pStyle w:val="Szmozottlista2"/>
+        <w:numPr>
+          <w:ilvl w:val="0"/>
+          <w:numId w:val="45"/>
+        </w:numPr>
+        <w:spacing w:after="40"/>
+      </w:pPr>
+      <w:r>
+        <w:t xml:space="preserve">A rendszer ellenőrzi a JWT token érvényességét, lejáratát és azt, hogy a jti nem szerepel-e a jwt_blacklisted_token táblában.</w:t>
+      </w:r>
+    </w:p>
+    <w:p>
+      <w:pPr>
+        <w:pStyle w:val="Szmozottlista2"/>
+        <w:numPr>
+          <w:ilvl w:val="0"/>
+          <w:numId w:val="45"/>
+        </w:numPr>
+        <w:spacing w:after="40"/>
+      </w:pPr>
+      <w:r>
+        <w:t xml:space="preserve">A tokenből azonosítja a felhasználót, és ellenőrzi, hogy a fiók aktív (deleted_at IS NULL).</w:t>
+      </w:r>
+    </w:p>
+    <w:p>
+      <w:pPr>
+        <w:pStyle w:val="Szmozottlista2"/>
+        <w:numPr>
+          <w:ilvl w:val="0"/>
+          <w:numId w:val="45"/>
+        </w:numPr>
+        <w:spacing w:after="40"/>
+      </w:pPr>
+      <w:r>
+        <w:t xml:space="preserve">Ha a felhasználó global_role értéke 2 (SystemAdmin), a rendszerszintű adminisztrációs műveletek számára engedélyezettek.</w:t>
+      </w:r>
+    </w:p>
+    <w:p>
+      <w:pPr>
+        <w:pStyle w:val="Szmozottlista2"/>
+        <w:numPr>
+          <w:ilvl w:val="0"/>
+          <w:numId w:val="45"/>
+        </w:numPr>
+        <w:spacing w:after="40"/>
+      </w:pPr>
+      <w:r>
+        <w:t xml:space="preserve">Munkaterületi műveletnél a workspace_member.role_id szerepköréhez rendelt jogosultságokat (role_permission, scope = workspace) vizsgálja, a workspace tulajdonosa (owner_id) teljes körű jogot kap.</w:t>
+      </w:r>
+    </w:p>
+    <w:p>
+      <w:pPr>
+        <w:pStyle w:val="Szmozottlista2"/>
+        <w:numPr>
+          <w:ilvl w:val="0"/>
+          <w:numId w:val="45"/>
+        </w:numPr>
+        <w:spacing w:after="40"/>
+      </w:pPr>
+      <w:r>
+        <w:t xml:space="preserve">Projektműveletnél a felhasználó project_member sorainak szerepköreihez rendelt jogosultságokat (scope = project) egyesíti; a felhasználó érvényes jogosultságai a szerepkörök jogosultságainak uniói.</w:t>
+      </w:r>
+    </w:p>
+    <w:p>
+      <w:pPr>
+        <w:pStyle w:val="Szmozottlista2"/>
+        <w:numPr>
+          <w:ilvl w:val="0"/>
+          <w:numId w:val="45"/>
+        </w:numPr>
+        <w:spacing w:after="40"/>
+      </w:pPr>
+      <w:r>
+        <w:t xml:space="preserve">A jogosultságot a permission.code (pl. workspace.manage, project.task.create) alapján ellenőrzi, és hogy a kért erőforrás ahhoz a munkaterülethez vagy projekthez tartozik-e, amelyben a felhasználónak joga van.</w:t>
+      </w:r>
+    </w:p>
+    <w:p>
+      <w:pPr>
+        <w:pStyle w:val="Szmozottlista2"/>
+        <w:numPr>
+          <w:ilvl w:val="0"/>
+          <w:numId w:val="45"/>
+        </w:numPr>
+        <w:spacing w:after="40"/>
+      </w:pPr>
+      <w:r>
+        <w:t xml:space="preserve">Tárhely-elemeknél emellett a storage_node_role szerinti szerepkör-hozzáférést is figyelembe veszi.</w:t>
+      </w:r>
+    </w:p>
+    <w:p>
+      <w:pPr>
+        <w:pStyle w:val="Szmozottlista2"/>
+        <w:numPr>
+          <w:ilvl w:val="0"/>
+          <w:numId w:val="45"/>
+        </w:numPr>
+        <w:spacing w:after="40"/>
+      </w:pPr>
+      <w:r>
+        <w:t xml:space="preserve">Megfelelő jogosultság esetén a művelet végrehajtható, hiányában a rendszer megtagadja a kérést, és hibaválaszt ad (401 hitelesítés hiánya, 403 jogosultság hiánya).</w:t>
+      </w:r>
+    </w:p>
+    <w:p>
+      <w:pPr>
+        <w:pStyle w:val="Szmozottlista2"/>
+        <w:numPr>
+          <w:ilvl w:val="0"/>
+          <w:numId w:val="45"/>
+        </w:numPr>
+        <w:spacing w:after="40"/>
+      </w:pPr>
+      <w:r>
+        <w:t xml:space="preserve">A beépített szerepkörök (is_system) nem módosíthatók vagy törölhetők, használatban lévő szerepkör törlése elutasításra kerül.</w:t>
+      </w:r>
+    </w:p>
+    <w:p>
+      <w:pPr>
+        <w:pStyle w:val="OkligonHeading1"/>
+      </w:pPr>
+      <w:r>
+        <w:t xml:space="preserve">14. Fiók törlése (Soft Delete) és adat-életciklus</w:t>
+      </w:r>
+    </w:p>
+    <w:p>
+      <w:pPr>
+        <w:pStyle w:val="Felsorols"/>
+        <w:spacing w:after="40"/>
+      </w:pPr>
+      <w:r>
+        <w:rPr>
+          <w:b/>
+        </w:rPr>
+        <w:t xml:space="preserve">Cél: </w:t>
+      </w:r>
+      <w:r>
+        <w:t xml:space="preserve">A törölt felhasználói fiókok ideiglenes megőrzése és szükség esetén visszaállíthatóságának biztosítása, a fiókhoz tartozó adatok következetes kezelése.</w:t>
+      </w:r>
+    </w:p>
+    <w:p>
+      <w:pPr>
+        <w:pStyle w:val="Felsorols"/>
+        <w:spacing w:after="40"/>
+      </w:pPr>
+      <w:r>
+        <w:t xml:space="preserve">UI Interakció:</w:t>
+      </w:r>
+    </w:p>
+    <w:p>
+      <w:pPr>
+        <w:pStyle w:val="Szmozottlista2"/>
+        <w:numPr>
+          <w:ilvl w:val="0"/>
+          <w:numId w:val="46"/>
+        </w:numPr>
+        <w:spacing w:after="40"/>
+      </w:pPr>
+      <w:r>
+        <w:t xml:space="preserve">A felhasználó a profilbeállításokban jelszavas megerősítéssel törölheti a fiókját.</w:t>
+      </w:r>
+    </w:p>
+    <w:p>
+      <w:pPr>
+        <w:pStyle w:val="Szmozottlista2"/>
+        <w:numPr>
+          <w:ilvl w:val="0"/>
+          <w:numId w:val="46"/>
+        </w:numPr>
+        <w:spacing w:after="40"/>
+      </w:pPr>
+      <w:r>
+        <w:t xml:space="preserve">A rendszer tájékoztatja arról, hogy a fiók a törlés után nem használható.</w:t>
+      </w:r>
+    </w:p>
+    <w:p>
+      <w:pPr>
+        <w:pStyle w:val="Szmozottlista2"/>
+        <w:numPr>
+          <w:ilvl w:val="0"/>
+          <w:numId w:val="46"/>
+        </w:numPr>
+        <w:spacing w:after="40"/>
+      </w:pPr>
+      <w:r>
+        <w:t xml:space="preserve">Az adminisztrátor a törölt felhasználók között is kereshet, és visszaállíthat egy fiókot.</w:t>
+      </w:r>
+    </w:p>
+    <w:p>
+      <w:pPr>
+        <w:spacing w:after="40"/>
+      </w:pPr>
+      <w:r>
+        <w:rPr>
+          <w:b/>
+        </w:rPr>
+        <w:t xml:space="preserve">Bemenet: </w:t>
+      </w:r>
+      <w:r>
+        <w:t xml:space="preserve">user_id, jelszó (megerősítéshez), törlendő vagy visszaállítandó felhasználó azonosítója</w:t>
+      </w:r>
+    </w:p>
+    <w:p>
+      <w:pPr>
+        <w:spacing w:after="40"/>
+      </w:pPr>
+      <w:r>
+        <w:rPr>
+          <w:b/>
+        </w:rPr>
+        <w:t xml:space="preserve">Kimenet: </w:t>
+      </w:r>
+      <w:r>
+        <w:t xml:space="preserve">módosított törlési státusz (deleted_at) és műveleti státusz</w:t>
+      </w:r>
+    </w:p>
+    <w:p>
+      <w:pPr>
+        <w:spacing w:after="40"/>
+      </w:pPr>
+      <w:r>
+        <w:rPr>
+          <w:b/>
+        </w:rPr>
+        <w:t xml:space="preserve">UI kimenet: </w:t>
+      </w:r>
+      <w:r>
+        <w:t xml:space="preserve">sikeres törlés, visszaállítási lehetőség (adminisztrátornak) vagy hibaüzenet</w:t>
+      </w:r>
+    </w:p>
+    <w:p>
+      <w:pPr>
+        <w:pStyle w:val="Felsorols"/>
+        <w:spacing w:after="40"/>
+      </w:pPr>
+      <w:r>
+        <w:t xml:space="preserve">Eljárás:</w:t>
+      </w:r>
+    </w:p>
+    <w:p>
+      <w:pPr>
+        <w:pStyle w:val="Szmozottlista2"/>
+        <w:numPr>
+          <w:ilvl w:val="0"/>
+          <w:numId w:val="47"/>
+        </w:numPr>
+        <w:spacing w:after="40"/>
+      </w:pPr>
+      <w:r>
+        <w:t xml:space="preserve">A rendszer ellenőrzi a jogosultságot: a felhasználó a saját fiókját, az adminisztrátor bármely fiókot törölheti.</w:t>
+      </w:r>
+    </w:p>
+    <w:p>
+      <w:pPr>
+        <w:pStyle w:val="Szmozottlista2"/>
+        <w:numPr>
+          <w:ilvl w:val="0"/>
+          <w:numId w:val="47"/>
+        </w:numPr>
+        <w:spacing w:after="40"/>
+      </w:pPr>
+      <w:r>
+        <w:t xml:space="preserve">Ha a felhasználó munkaterület tulajdonosa, a törlés előtt a tulajdonjogot át kell ruháznia vagy a munkaterületet törölnie kell.</w:t>
+      </w:r>
+    </w:p>
+    <w:p>
+      <w:pPr>
+        <w:pStyle w:val="Szmozottlista2"/>
+        <w:numPr>
+          <w:ilvl w:val="0"/>
+          <w:numId w:val="47"/>
+        </w:numPr>
+        <w:spacing w:after="40"/>
+      </w:pPr>
+      <w:r>
+        <w:t xml:space="preserve">A fiók Soft Delete állapotba kerül: az app_user.deleted_at mező a törlés idejére áll, az adatok megmaradnak.</w:t>
+      </w:r>
+    </w:p>
+    <w:p>
+      <w:pPr>
+        <w:pStyle w:val="Szmozottlista2"/>
+        <w:numPr>
+          <w:ilvl w:val="0"/>
+          <w:numId w:val="47"/>
+        </w:numPr>
+        <w:spacing w:after="40"/>
+      </w:pPr>
+      <w:r>
+        <w:t xml:space="preserve">Minden user_session visszavonásra kerül, a felhasználó aktív tokenjei feketelistára kerülnek, így a további belépés és API-hívás letiltott.</w:t>
+      </w:r>
+    </w:p>
+    <w:p>
+      <w:pPr>
+        <w:pStyle w:val="Szmozottlista2"/>
+        <w:numPr>
+          <w:ilvl w:val="0"/>
+          <w:numId w:val="47"/>
+        </w:numPr>
+        <w:spacing w:after="40"/>
+      </w:pPr>
+      <w:r>
+        <w:t xml:space="preserve">A normál lekérdezésekből (bejelentkezés, tagok és felhasználók listázása) a törölt felhasználót a rendszer kizárja; a korábban létrehozott tartalmak (feladatok, kommentek, üzenetek) a szerzőre való hivatkozással megmaradnak.</w:t>
+      </w:r>
+    </w:p>
+    <w:p>
+      <w:pPr>
+        <w:pStyle w:val="Szmozottlista2"/>
+        <w:numPr>
+          <w:ilvl w:val="0"/>
+          <w:numId w:val="47"/>
+        </w:numPr>
+        <w:spacing w:after="40"/>
+      </w:pPr>
+      <w:r>
+        <w:t xml:space="preserve">Adminisztrátor a deleted_at értékének NULL-ra állításával visszaállíthatja a fiókot.</w:t>
+      </w:r>
+    </w:p>
+    <w:p>
+      <w:pPr>
+        <w:pStyle w:val="Szmozottlista2"/>
+        <w:numPr>
+          <w:ilvl w:val="0"/>
+          <w:numId w:val="47"/>
+        </w:numPr>
+        <w:spacing w:after="40"/>
+      </w:pPr>
+      <w:r>
+        <w:t xml:space="preserve">A megőrzési idő lejárta után a rendszer a fiók személyes adatait véglegesen törölheti vagy anonimizálhatja.</w:t>
+      </w:r>
+    </w:p>
+    <w:p>
+      <w:pPr>
+        <w:pStyle w:val="OkligonHeading1"/>
+      </w:pPr>
+      <w:r>
+        <w:t xml:space="preserve">15. Adminisztrációs felület</w:t>
+      </w:r>
+    </w:p>
+    <w:p>
+      <w:pPr>
+        <w:pStyle w:val="Felsorols"/>
+        <w:spacing w:after="40"/>
+      </w:pPr>
+      <w:r>
+        <w:rPr>
+          <w:b/>
+        </w:rPr>
+        <w:t xml:space="preserve">Cél: </w:t>
+      </w:r>
+      <w:r>
+        <w:t xml:space="preserve">A felhasználók, szerepkörök és rendszerszintű beállítások kezelése SystemAdmin jogosultsággal.</w:t>
+      </w:r>
+    </w:p>
+    <w:p>
+      <w:pPr>
+        <w:pStyle w:val="Felsorols"/>
+        <w:spacing w:after="40"/>
+      </w:pPr>
+      <w:r>
+        <w:t xml:space="preserve">UI Interakció:</w:t>
+      </w:r>
+    </w:p>
+    <w:p>
+      <w:pPr>
+        <w:pStyle w:val="Szmozottlista2"/>
+        <w:numPr>
+          <w:ilvl w:val="0"/>
+          <w:numId w:val="48"/>
+        </w:numPr>
+        <w:spacing w:after="40"/>
+      </w:pPr>
+      <w:r>
+        <w:t xml:space="preserve">Az adminisztrátor megnyitja az adminisztrációs felületet.</w:t>
+      </w:r>
+    </w:p>
+    <w:p>
+      <w:pPr>
+        <w:pStyle w:val="Szmozottlista2"/>
+        <w:numPr>
+          <w:ilvl w:val="0"/>
+          <w:numId w:val="48"/>
+        </w:numPr>
+        <w:spacing w:after="40"/>
+      </w:pPr>
+      <w:r>
+        <w:t xml:space="preserve">Megtekintheti és kereshet a felhasználók (a törölteket is megjelenítheti) és a munkaterületek között.</w:t>
+      </w:r>
+    </w:p>
+    <w:p>
+      <w:pPr>
+        <w:pStyle w:val="Szmozottlista2"/>
+        <w:numPr>
+          <w:ilvl w:val="0"/>
+          <w:numId w:val="48"/>
+        </w:numPr>
+        <w:spacing w:after="40"/>
+      </w:pPr>
+      <w:r>
+        <w:t xml:space="preserve">Módosíthatja a felhasználók globális szerepkörét, lezárhatja a munkameneteiket, visszaállíthat törölt fiókot, beállíthatja a munkaterületek tárhelykvótáját.</w:t>
+      </w:r>
+    </w:p>
+    <w:p>
+      <w:pPr>
+        <w:pStyle w:val="Szmozottlista2"/>
+        <w:numPr>
+          <w:ilvl w:val="0"/>
+          <w:numId w:val="48"/>
+        </w:numPr>
+        <w:spacing w:after="40"/>
+      </w:pPr>
+      <w:r>
+        <w:t xml:space="preserve">Kezelheti a szerepköröket és a hozzájuk rendelt jogosultságokat.</w:t>
+      </w:r>
+    </w:p>
+    <w:p>
+      <w:pPr>
+        <w:pStyle w:val="Szmozottlista2"/>
+        <w:numPr>
+          <w:ilvl w:val="0"/>
+          <w:numId w:val="48"/>
+        </w:numPr>
+        <w:spacing w:after="40"/>
+      </w:pPr>
+      <w:r>
+        <w:t xml:space="preserve">A módosítás után a rendszer visszajelzést ad a művelet eredményéről.</w:t>
+      </w:r>
+    </w:p>
+    <w:p>
+      <w:pPr>
+        <w:spacing w:after="40"/>
+      </w:pPr>
+      <w:r>
+        <w:rPr>
+          <w:b/>
+        </w:rPr>
+        <w:t xml:space="preserve">Bemenet: </w:t>
+      </w:r>
+      <w:r>
+        <w:t xml:space="preserve">admin user_id, módosítandó felhasználói, szerepkör- vagy munkaterület-adatok (global_role, storage_quota_bytes, role_id, permission_id)</w:t>
+      </w:r>
+    </w:p>
+    <w:p>
+      <w:pPr>
+        <w:spacing w:after="40"/>
+      </w:pPr>
+      <w:r>
+        <w:rPr>
+          <w:b/>
+        </w:rPr>
+        <w:t xml:space="preserve">Kimenet: </w:t>
+      </w:r>
+      <w:r>
+        <w:t xml:space="preserve">módosított rekord, műveleti státusz</w:t>
+      </w:r>
+    </w:p>
+    <w:p>
+      <w:pPr>
+        <w:spacing w:after="40"/>
+      </w:pPr>
+      <w:r>
+        <w:rPr>
+          <w:b/>
+        </w:rPr>
+        <w:t xml:space="preserve">UI kimenet: </w:t>
+      </w:r>
+      <w:r>
+        <w:t xml:space="preserve">frissített adminisztrációs nézet és visszajelzés</w:t>
+      </w:r>
+    </w:p>
+    <w:p>
+      <w:pPr>
+        <w:pStyle w:val="Felsorols"/>
+        <w:spacing w:after="40"/>
+      </w:pPr>
+      <w:r>
+        <w:t xml:space="preserve">Eljárás:</w:t>
+      </w:r>
+    </w:p>
+    <w:p>
+      <w:pPr>
+        <w:pStyle w:val="Szmozottlista2"/>
+        <w:numPr>
+          <w:ilvl w:val="0"/>
+          <w:numId w:val="49"/>
+        </w:numPr>
+        <w:spacing w:after="40"/>
+      </w:pPr>
+      <w:r>
+        <w:t xml:space="preserve">A rendszer ellenőrzi, hogy a bejelentkezett felhasználó global_role értéke 2 (SystemAdmin).</w:t>
+      </w:r>
+    </w:p>
+    <w:p>
+      <w:pPr>
+        <w:pStyle w:val="Szmozottlista2"/>
+        <w:numPr>
+          <w:ilvl w:val="0"/>
+          <w:numId w:val="49"/>
+        </w:numPr>
+        <w:spacing w:after="40"/>
+      </w:pPr>
+      <w:r>
+        <w:t xml:space="preserve">Jogosultság esetén betölti a kezelhető felhasználói, munkaterületi és szerepköradatokat lapozva és szűrve.</w:t>
+      </w:r>
+    </w:p>
+    <w:p>
+      <w:pPr>
+        <w:pStyle w:val="Szmozottlista2"/>
+        <w:numPr>
+          <w:ilvl w:val="0"/>
+          <w:numId w:val="49"/>
+        </w:numPr>
+        <w:spacing w:after="40"/>
+      </w:pPr>
+      <w:r>
+        <w:t xml:space="preserve">A módosításokat validálja; az utolsó SystemAdmin globális szerepköre nem vehető el, és a saját fiókjának jogosultságát a felület nem engedi véletlenül megszüntetni.</w:t>
+      </w:r>
+    </w:p>
+    <w:p>
+      <w:pPr>
+        <w:pStyle w:val="Szmozottlista2"/>
+        <w:numPr>
+          <w:ilvl w:val="0"/>
+          <w:numId w:val="49"/>
+        </w:numPr>
+        <w:spacing w:after="40"/>
+      </w:pPr>
+      <w:r>
+        <w:t xml:space="preserve">Szerepkör-jogosultság módosításakor a role_permission rekordok a megadott jogosultság-listára cserélődnek; beépített szerepkör neve és létezése nem módosítható.</w:t>
+      </w:r>
+    </w:p>
+    <w:p>
+      <w:pPr>
+        <w:pStyle w:val="Szmozottlista2"/>
+        <w:numPr>
+          <w:ilvl w:val="0"/>
+          <w:numId w:val="49"/>
+        </w:numPr>
+        <w:spacing w:after="40"/>
+      </w:pPr>
+      <w:r>
+        <w:t xml:space="preserve">Sikeres ellenőrzés után elmenti a módosított adatokat.</w:t>
+      </w:r>
+    </w:p>
+    <w:p>
+      <w:pPr>
+        <w:pStyle w:val="Szmozottlista2"/>
+        <w:numPr>
+          <w:ilvl w:val="0"/>
+          <w:numId w:val="49"/>
+        </w:numPr>
+        <w:spacing w:after="40"/>
+      </w:pPr>
+      <w:r>
+        <w:t xml:space="preserve">A kliens frissíti az adminisztrációs felületet.</w:t>
       </w:r>
     </w:p>
     <w:p>
@@ -1606,7 +3644,7 @@
         <w:t xml:space="preserve">Megjegyzés: </w:t>
       </w:r>
       <w:r>
-        <w:t>A dokumentum az Okligon projektfeladat-specifikációjában meghatározott funkciók és technológiák alapján készült, a kapott HotelFlow algoritmus-minta szerkezetét követve. Ahol a specifikáció nem határozott meg konkrét API-végpontot vagy pontos üzleti szabályt, az algoritmus a tervezett működés logikai folyamatát írja le.</w:t>
+        <w:t xml:space="preserve">A dokumentum az Okligon adatbázismodellje (adatszerkezet és táblák közötti kapcsolatok) és a Végpontok dokumentum alapján készült. Az algoritmusok a táblák, mezők és API-végpontok szerinti tervezett működés logikai folyamatát írják le.</w:t>
       </w:r>
     </w:p>
     <w:sectPr>
@@ -1987,6 +4025,186 @@
   </w:num>
   <w:num w:numId="9">
     <w:abstractNumId w:val="0"/>
+  </w:num>
+  <w:num w:numId="20">
+    <w:abstractNumId w:val="3"/>
+    <w:lvlOverride w:ilvl="0">
+      <w:startOverride w:val="1"/>
+    </w:lvlOverride>
+  </w:num>
+  <w:num w:numId="21">
+    <w:abstractNumId w:val="3"/>
+    <w:lvlOverride w:ilvl="0">
+      <w:startOverride w:val="1"/>
+    </w:lvlOverride>
+  </w:num>
+  <w:num w:numId="22">
+    <w:abstractNumId w:val="3"/>
+    <w:lvlOverride w:ilvl="0">
+      <w:startOverride w:val="1"/>
+    </w:lvlOverride>
+  </w:num>
+  <w:num w:numId="23">
+    <w:abstractNumId w:val="3"/>
+    <w:lvlOverride w:ilvl="0">
+      <w:startOverride w:val="1"/>
+    </w:lvlOverride>
+  </w:num>
+  <w:num w:numId="24">
+    <w:abstractNumId w:val="3"/>
+    <w:lvlOverride w:ilvl="0">
+      <w:startOverride w:val="1"/>
+    </w:lvlOverride>
+  </w:num>
+  <w:num w:numId="25">
+    <w:abstractNumId w:val="3"/>
+    <w:lvlOverride w:ilvl="0">
+      <w:startOverride w:val="1"/>
+    </w:lvlOverride>
+  </w:num>
+  <w:num w:numId="26">
+    <w:abstractNumId w:val="3"/>
+    <w:lvlOverride w:ilvl="0">
+      <w:startOverride w:val="1"/>
+    </w:lvlOverride>
+  </w:num>
+  <w:num w:numId="27">
+    <w:abstractNumId w:val="3"/>
+    <w:lvlOverride w:ilvl="0">
+      <w:startOverride w:val="1"/>
+    </w:lvlOverride>
+  </w:num>
+  <w:num w:numId="28">
+    <w:abstractNumId w:val="3"/>
+    <w:lvlOverride w:ilvl="0">
+      <w:startOverride w:val="1"/>
+    </w:lvlOverride>
+  </w:num>
+  <w:num w:numId="29">
+    <w:abstractNumId w:val="3"/>
+    <w:lvlOverride w:ilvl="0">
+      <w:startOverride w:val="1"/>
+    </w:lvlOverride>
+  </w:num>
+  <w:num w:numId="30">
+    <w:abstractNumId w:val="3"/>
+    <w:lvlOverride w:ilvl="0">
+      <w:startOverride w:val="1"/>
+    </w:lvlOverride>
+  </w:num>
+  <w:num w:numId="31">
+    <w:abstractNumId w:val="3"/>
+    <w:lvlOverride w:ilvl="0">
+      <w:startOverride w:val="1"/>
+    </w:lvlOverride>
+  </w:num>
+  <w:num w:numId="32">
+    <w:abstractNumId w:val="3"/>
+    <w:lvlOverride w:ilvl="0">
+      <w:startOverride w:val="1"/>
+    </w:lvlOverride>
+  </w:num>
+  <w:num w:numId="33">
+    <w:abstractNumId w:val="3"/>
+    <w:lvlOverride w:ilvl="0">
+      <w:startOverride w:val="1"/>
+    </w:lvlOverride>
+  </w:num>
+  <w:num w:numId="34">
+    <w:abstractNumId w:val="3"/>
+    <w:lvlOverride w:ilvl="0">
+      <w:startOverride w:val="1"/>
+    </w:lvlOverride>
+  </w:num>
+  <w:num w:numId="35">
+    <w:abstractNumId w:val="3"/>
+    <w:lvlOverride w:ilvl="0">
+      <w:startOverride w:val="1"/>
+    </w:lvlOverride>
+  </w:num>
+  <w:num w:numId="36">
+    <w:abstractNumId w:val="3"/>
+    <w:lvlOverride w:ilvl="0">
+      <w:startOverride w:val="1"/>
+    </w:lvlOverride>
+  </w:num>
+  <w:num w:numId="37">
+    <w:abstractNumId w:val="3"/>
+    <w:lvlOverride w:ilvl="0">
+      <w:startOverride w:val="1"/>
+    </w:lvlOverride>
+  </w:num>
+  <w:num w:numId="38">
+    <w:abstractNumId w:val="3"/>
+    <w:lvlOverride w:ilvl="0">
+      <w:startOverride w:val="1"/>
+    </w:lvlOverride>
+  </w:num>
+  <w:num w:numId="39">
+    <w:abstractNumId w:val="3"/>
+    <w:lvlOverride w:ilvl="0">
+      <w:startOverride w:val="1"/>
+    </w:lvlOverride>
+  </w:num>
+  <w:num w:numId="40">
+    <w:abstractNumId w:val="3"/>
+    <w:lvlOverride w:ilvl="0">
+      <w:startOverride w:val="1"/>
+    </w:lvlOverride>
+  </w:num>
+  <w:num w:numId="41">
+    <w:abstractNumId w:val="3"/>
+    <w:lvlOverride w:ilvl="0">
+      <w:startOverride w:val="1"/>
+    </w:lvlOverride>
+  </w:num>
+  <w:num w:numId="42">
+    <w:abstractNumId w:val="3"/>
+    <w:lvlOverride w:ilvl="0">
+      <w:startOverride w:val="1"/>
+    </w:lvlOverride>
+  </w:num>
+  <w:num w:numId="43">
+    <w:abstractNumId w:val="3"/>
+    <w:lvlOverride w:ilvl="0">
+      <w:startOverride w:val="1"/>
+    </w:lvlOverride>
+  </w:num>
+  <w:num w:numId="44">
+    <w:abstractNumId w:val="3"/>
+    <w:lvlOverride w:ilvl="0">
+      <w:startOverride w:val="1"/>
+    </w:lvlOverride>
+  </w:num>
+  <w:num w:numId="45">
+    <w:abstractNumId w:val="3"/>
+    <w:lvlOverride w:ilvl="0">
+      <w:startOverride w:val="1"/>
+    </w:lvlOverride>
+  </w:num>
+  <w:num w:numId="46">
+    <w:abstractNumId w:val="3"/>
+    <w:lvlOverride w:ilvl="0">
+      <w:startOverride w:val="1"/>
+    </w:lvlOverride>
+  </w:num>
+  <w:num w:numId="47">
+    <w:abstractNumId w:val="3"/>
+    <w:lvlOverride w:ilvl="0">
+      <w:startOverride w:val="1"/>
+    </w:lvlOverride>
+  </w:num>
+  <w:num w:numId="48">
+    <w:abstractNumId w:val="3"/>
+    <w:lvlOverride w:ilvl="0">
+      <w:startOverride w:val="1"/>
+    </w:lvlOverride>
+  </w:num>
+  <w:num w:numId="49">
+    <w:abstractNumId w:val="3"/>
+    <w:lvlOverride w:ilvl="0">
+      <w:startOverride w:val="1"/>
+    </w:lvlOverride>
   </w:num>
 </w:numbering>
 </file>
